--- a/第一轮项目框架搭建/第一轮完整测试文档.docx
+++ b/第一轮项目框架搭建/第一轮完整测试文档.docx
@@ -1246,6 +1246,7 @@
         <w:keepLines w:val="0"/>
         <w:widowControl/>
         <w:numPr>
+          <w:ilvl w:val="0"/>
           <w:numId w:val="0"/>
         </w:numPr>
         <w:suppressLineNumbers w:val="0"/>
@@ -1270,6 +1271,7 @@
         <w:keepLines w:val="0"/>
         <w:widowControl/>
         <w:numPr>
+          <w:ilvl w:val="0"/>
           <w:numId w:val="0"/>
         </w:numPr>
         <w:suppressLineNumbers w:val="0"/>
@@ -1581,6 +1583,7 @@
         <w:keepLines w:val="0"/>
         <w:widowControl/>
         <w:numPr>
+          <w:ilvl w:val="0"/>
           <w:numId w:val="0"/>
         </w:numPr>
         <w:suppressLineNumbers w:val="0"/>
@@ -1606,6 +1609,7 @@
         <w:keepLines w:val="0"/>
         <w:widowControl/>
         <w:numPr>
+          <w:ilvl w:val="0"/>
           <w:numId w:val="0"/>
         </w:numPr>
         <w:suppressLineNumbers w:val="0"/>
@@ -1893,6 +1897,7 @@
         <w:keepLines w:val="0"/>
         <w:widowControl/>
         <w:numPr>
+          <w:ilvl w:val="0"/>
           <w:numId w:val="0"/>
         </w:numPr>
         <w:suppressLineNumbers w:val="0"/>
@@ -1917,6 +1922,7 @@
         <w:keepLines w:val="0"/>
         <w:widowControl/>
         <w:numPr>
+          <w:ilvl w:val="0"/>
           <w:numId w:val="0"/>
         </w:numPr>
         <w:suppressLineNumbers w:val="0"/>
@@ -2175,6 +2181,7 @@
         <w:keepLines w:val="0"/>
         <w:widowControl/>
         <w:numPr>
+          <w:ilvl w:val="0"/>
           <w:numId w:val="0"/>
         </w:numPr>
         <w:suppressLineNumbers w:val="0"/>
@@ -2188,6 +2195,7 @@
         <w:keepLines w:val="0"/>
         <w:widowControl/>
         <w:numPr>
+          <w:ilvl w:val="0"/>
           <w:numId w:val="0"/>
         </w:numPr>
         <w:suppressLineNumbers w:val="0"/>
@@ -2212,6 +2220,7 @@
         <w:keepLines w:val="0"/>
         <w:widowControl/>
         <w:numPr>
+          <w:ilvl w:val="0"/>
           <w:numId w:val="0"/>
         </w:numPr>
         <w:suppressLineNumbers w:val="0"/>
@@ -2490,6 +2499,7 @@
         <w:keepLines w:val="0"/>
         <w:widowControl/>
         <w:numPr>
+          <w:ilvl w:val="0"/>
           <w:numId w:val="0"/>
         </w:numPr>
         <w:suppressLineNumbers w:val="0"/>
@@ -2503,6 +2513,7 @@
         <w:keepLines w:val="0"/>
         <w:widowControl/>
         <w:numPr>
+          <w:ilvl w:val="0"/>
           <w:numId w:val="0"/>
         </w:numPr>
         <w:suppressLineNumbers w:val="0"/>
@@ -2516,6 +2527,7 @@
         <w:keepLines w:val="0"/>
         <w:widowControl/>
         <w:numPr>
+          <w:ilvl w:val="0"/>
           <w:numId w:val="0"/>
         </w:numPr>
         <w:suppressLineNumbers w:val="0"/>
@@ -2539,6 +2551,7 @@
         <w:keepLines w:val="0"/>
         <w:widowControl/>
         <w:numPr>
+          <w:ilvl w:val="0"/>
           <w:numId w:val="0"/>
         </w:numPr>
         <w:suppressLineNumbers w:val="0"/>
@@ -2824,6 +2837,7 @@
         <w:keepLines w:val="0"/>
         <w:widowControl/>
         <w:numPr>
+          <w:ilvl w:val="0"/>
           <w:numId w:val="0"/>
         </w:numPr>
         <w:suppressLineNumbers w:val="0"/>
@@ -2848,6 +2862,7 @@
         <w:keepLines w:val="0"/>
         <w:widowControl/>
         <w:numPr>
+          <w:ilvl w:val="0"/>
           <w:numId w:val="0"/>
         </w:numPr>
         <w:suppressLineNumbers w:val="0"/>
@@ -2908,6 +2923,7 @@
         <w:keepLines w:val="0"/>
         <w:widowControl/>
         <w:numPr>
+          <w:ilvl w:val="0"/>
           <w:numId w:val="0"/>
         </w:numPr>
         <w:suppressLineNumbers w:val="0"/>
@@ -3224,6 +3240,7 @@
         <w:keepLines w:val="0"/>
         <w:widowControl/>
         <w:numPr>
+          <w:ilvl w:val="0"/>
           <w:numId w:val="0"/>
         </w:numPr>
         <w:suppressLineNumbers w:val="0"/>
@@ -3249,6 +3266,7 @@
         <w:keepLines w:val="0"/>
         <w:widowControl/>
         <w:numPr>
+          <w:ilvl w:val="0"/>
           <w:numId w:val="0"/>
         </w:numPr>
         <w:suppressLineNumbers w:val="0"/>
@@ -3589,6 +3607,7 @@
         <w:keepLines w:val="0"/>
         <w:widowControl/>
         <w:numPr>
+          <w:ilvl w:val="0"/>
           <w:numId w:val="0"/>
         </w:numPr>
         <w:suppressLineNumbers w:val="0"/>
@@ -3613,6 +3632,7 @@
         <w:keepLines w:val="0"/>
         <w:widowControl/>
         <w:numPr>
+          <w:ilvl w:val="0"/>
           <w:numId w:val="0"/>
         </w:numPr>
         <w:suppressLineNumbers w:val="0"/>
@@ -3972,6 +3992,7 @@
         <w:keepLines w:val="0"/>
         <w:widowControl/>
         <w:numPr>
+          <w:ilvl w:val="0"/>
           <w:numId w:val="0"/>
         </w:numPr>
         <w:suppressLineNumbers w:val="0"/>
@@ -3997,6 +4018,7 @@
         <w:keepLines w:val="0"/>
         <w:widowControl/>
         <w:numPr>
+          <w:ilvl w:val="0"/>
           <w:numId w:val="0"/>
         </w:numPr>
         <w:suppressLineNumbers w:val="0"/>
@@ -4284,6 +4306,7 @@
         <w:keepLines w:val="0"/>
         <w:widowControl/>
         <w:numPr>
+          <w:ilvl w:val="0"/>
           <w:numId w:val="0"/>
         </w:numPr>
         <w:suppressLineNumbers w:val="0"/>
@@ -4308,6 +4331,7 @@
         <w:keepLines w:val="0"/>
         <w:widowControl/>
         <w:numPr>
+          <w:ilvl w:val="0"/>
           <w:numId w:val="0"/>
         </w:numPr>
         <w:suppressLineNumbers w:val="0"/>
@@ -4647,6 +4671,7 @@
         <w:keepLines w:val="0"/>
         <w:widowControl/>
         <w:numPr>
+          <w:ilvl w:val="0"/>
           <w:numId w:val="0"/>
         </w:numPr>
         <w:suppressLineNumbers w:val="0"/>
@@ -4670,6 +4695,7 @@
         <w:keepLines w:val="0"/>
         <w:widowControl/>
         <w:numPr>
+          <w:ilvl w:val="0"/>
           <w:numId w:val="0"/>
         </w:numPr>
         <w:suppressLineNumbers w:val="0"/>
@@ -4729,6 +4755,7 @@
         <w:keepLines w:val="0"/>
         <w:widowControl/>
         <w:numPr>
+          <w:ilvl w:val="0"/>
           <w:numId w:val="0"/>
         </w:numPr>
         <w:suppressLineNumbers w:val="0"/>
@@ -5054,6 +5081,165 @@
     </w:p>
     <w:p>
       <w:pPr>
+        <w:keepNext w:val="0"/>
+        <w:keepLines w:val="0"/>
+        <w:widowControl/>
+        <w:numPr>
+          <w:numId w:val="0"/>
+        </w:numPr>
+        <w:suppressLineNumbers w:val="0"/>
+        <w:spacing w:before="0" w:beforeAutospacing="1" w:after="0" w:afterAutospacing="1"/>
+        <w:ind w:firstLine="500" w:firstLineChars="0"/>
+        <w:jc w:val="both"/>
+        <w:rPr>
+          <w:rFonts w:hint="eastAsia"/>
+          <w:lang w:val="en-US" w:eastAsia="zh-CN"/>
+        </w:rPr>
+      </w:pPr>
+      <w:r>
+        <w:rPr>
+          <w:rFonts w:hint="eastAsia"/>
+          <w:lang w:val="en-US" w:eastAsia="zh-CN"/>
+        </w:rPr>
+        <w:t>测试截图：</w:t>
+      </w:r>
+    </w:p>
+    <w:p>
+      <w:pPr>
+        <w:keepNext w:val="0"/>
+        <w:keepLines w:val="0"/>
+        <w:widowControl/>
+        <w:numPr>
+          <w:numId w:val="0"/>
+        </w:numPr>
+        <w:suppressLineNumbers w:val="0"/>
+        <w:spacing w:before="0" w:beforeAutospacing="1" w:after="0" w:afterAutospacing="1"/>
+        <w:ind w:firstLine="500" w:firstLineChars="0"/>
+        <w:jc w:val="both"/>
+      </w:pPr>
+      <w:r>
+        <w:drawing>
+          <wp:inline distT="0" distB="0" distL="114300" distR="114300">
+            <wp:extent cx="5941695" cy="4210050"/>
+            <wp:effectExtent l="0" t="0" r="1905" b="0"/>
+            <wp:docPr id="25" name="图片 15"/>
+            <wp:cNvGraphicFramePr>
+              <a:graphicFrameLocks xmlns:a="http://schemas.openxmlformats.org/drawingml/2006/main" noChangeAspect="1"/>
+            </wp:cNvGraphicFramePr>
+            <a:graphic xmlns:a="http://schemas.openxmlformats.org/drawingml/2006/main">
+              <a:graphicData uri="http://schemas.openxmlformats.org/drawingml/2006/picture">
+                <pic:pic xmlns:pic="http://schemas.openxmlformats.org/drawingml/2006/picture">
+                  <pic:nvPicPr>
+                    <pic:cNvPr id="25" name="图片 15"/>
+                    <pic:cNvPicPr>
+                      <a:picLocks noChangeAspect="1"/>
+                    </pic:cNvPicPr>
+                  </pic:nvPicPr>
+                  <pic:blipFill>
+                    <a:blip r:embed="rId15"/>
+                    <a:stretch>
+                      <a:fillRect/>
+                    </a:stretch>
+                  </pic:blipFill>
+                  <pic:spPr>
+                    <a:xfrm>
+                      <a:off x="0" y="0"/>
+                      <a:ext cx="5941695" cy="4210050"/>
+                    </a:xfrm>
+                    <a:prstGeom prst="rect">
+                      <a:avLst/>
+                    </a:prstGeom>
+                    <a:noFill/>
+                    <a:ln>
+                      <a:noFill/>
+                    </a:ln>
+                  </pic:spPr>
+                </pic:pic>
+              </a:graphicData>
+            </a:graphic>
+          </wp:inline>
+        </w:drawing>
+      </w:r>
+    </w:p>
+    <w:p>
+      <w:pPr>
+        <w:keepNext w:val="0"/>
+        <w:keepLines w:val="0"/>
+        <w:widowControl/>
+        <w:numPr>
+          <w:numId w:val="0"/>
+        </w:numPr>
+        <w:suppressLineNumbers w:val="0"/>
+        <w:spacing w:before="0" w:beforeAutospacing="1" w:after="0" w:afterAutospacing="1"/>
+        <w:ind w:firstLine="500" w:firstLineChars="0"/>
+        <w:jc w:val="both"/>
+      </w:pPr>
+    </w:p>
+    <w:p>
+      <w:pPr>
+        <w:keepNext w:val="0"/>
+        <w:keepLines w:val="0"/>
+        <w:widowControl/>
+        <w:numPr>
+          <w:numId w:val="0"/>
+        </w:numPr>
+        <w:suppressLineNumbers w:val="0"/>
+        <w:spacing w:before="0" w:beforeAutospacing="1" w:after="0" w:afterAutospacing="1"/>
+        <w:ind w:firstLine="500" w:firstLineChars="0"/>
+        <w:jc w:val="both"/>
+        <w:rPr>
+          <w:rFonts w:hint="default"/>
+          <w:lang w:val="en-US" w:eastAsia="zh-CN"/>
+        </w:rPr>
+      </w:pPr>
+      <w:r>
+        <w:drawing>
+          <wp:inline distT="0" distB="0" distL="114300" distR="114300">
+            <wp:extent cx="5941695" cy="4210050"/>
+            <wp:effectExtent l="0" t="0" r="1905" b="0"/>
+            <wp:docPr id="26" name="图片 16"/>
+            <wp:cNvGraphicFramePr>
+              <a:graphicFrameLocks xmlns:a="http://schemas.openxmlformats.org/drawingml/2006/main" noChangeAspect="1"/>
+            </wp:cNvGraphicFramePr>
+            <a:graphic xmlns:a="http://schemas.openxmlformats.org/drawingml/2006/main">
+              <a:graphicData uri="http://schemas.openxmlformats.org/drawingml/2006/picture">
+                <pic:pic xmlns:pic="http://schemas.openxmlformats.org/drawingml/2006/picture">
+                  <pic:nvPicPr>
+                    <pic:cNvPr id="26" name="图片 16"/>
+                    <pic:cNvPicPr>
+                      <a:picLocks noChangeAspect="1"/>
+                    </pic:cNvPicPr>
+                  </pic:nvPicPr>
+                  <pic:blipFill>
+                    <a:blip r:embed="rId16"/>
+                    <a:stretch>
+                      <a:fillRect/>
+                    </a:stretch>
+                  </pic:blipFill>
+                  <pic:spPr>
+                    <a:xfrm>
+                      <a:off x="0" y="0"/>
+                      <a:ext cx="5941695" cy="4210050"/>
+                    </a:xfrm>
+                    <a:prstGeom prst="rect">
+                      <a:avLst/>
+                    </a:prstGeom>
+                    <a:noFill/>
+                    <a:ln>
+                      <a:noFill/>
+                    </a:ln>
+                  </pic:spPr>
+                </pic:pic>
+              </a:graphicData>
+            </a:graphic>
+          </wp:inline>
+        </w:drawing>
+      </w:r>
+      <w:bookmarkStart w:id="0" w:name="_GoBack"/>
+      <w:bookmarkEnd w:id="0"/>
+    </w:p>
+    <w:p>
+      <w:pPr>
         <w:pStyle w:val="5"/>
         <w:keepNext w:val="0"/>
         <w:keepLines w:val="0"/>
@@ -5334,6 +5520,176 @@
     </w:p>
     <w:p>
       <w:pPr>
+        <w:keepNext w:val="0"/>
+        <w:keepLines w:val="0"/>
+        <w:widowControl/>
+        <w:numPr>
+          <w:numId w:val="0"/>
+        </w:numPr>
+        <w:suppressLineNumbers w:val="0"/>
+        <w:spacing w:before="0" w:beforeAutospacing="1" w:after="0" w:afterAutospacing="1"/>
+        <w:jc w:val="both"/>
+      </w:pPr>
+    </w:p>
+    <w:p>
+      <w:pPr>
+        <w:keepNext w:val="0"/>
+        <w:keepLines w:val="0"/>
+        <w:widowControl/>
+        <w:numPr>
+          <w:numId w:val="0"/>
+        </w:numPr>
+        <w:suppressLineNumbers w:val="0"/>
+        <w:spacing w:before="0" w:beforeAutospacing="1" w:after="0" w:afterAutospacing="1"/>
+        <w:ind w:firstLine="500" w:firstLineChars="0"/>
+        <w:jc w:val="both"/>
+        <w:rPr>
+          <w:rFonts w:hint="eastAsia"/>
+          <w:lang w:val="en-US" w:eastAsia="zh-CN"/>
+        </w:rPr>
+      </w:pPr>
+      <w:r>
+        <w:rPr>
+          <w:rFonts w:hint="eastAsia"/>
+          <w:lang w:val="en-US" w:eastAsia="zh-CN"/>
+        </w:rPr>
+        <w:t>测试截图：</w:t>
+      </w:r>
+    </w:p>
+    <w:p>
+      <w:pPr>
+        <w:keepNext w:val="0"/>
+        <w:keepLines w:val="0"/>
+        <w:widowControl/>
+        <w:numPr>
+          <w:numId w:val="0"/>
+        </w:numPr>
+        <w:suppressLineNumbers w:val="0"/>
+        <w:spacing w:before="0" w:beforeAutospacing="1" w:after="0" w:afterAutospacing="1"/>
+        <w:ind w:firstLine="500" w:firstLineChars="0"/>
+        <w:jc w:val="both"/>
+      </w:pPr>
+      <w:r>
+        <w:drawing>
+          <wp:inline distT="0" distB="0" distL="114300" distR="114300">
+            <wp:extent cx="5941695" cy="4210050"/>
+            <wp:effectExtent l="0" t="0" r="1905" b="0"/>
+            <wp:docPr id="23" name="图片 13"/>
+            <wp:cNvGraphicFramePr>
+              <a:graphicFrameLocks xmlns:a="http://schemas.openxmlformats.org/drawingml/2006/main" noChangeAspect="1"/>
+            </wp:cNvGraphicFramePr>
+            <a:graphic xmlns:a="http://schemas.openxmlformats.org/drawingml/2006/main">
+              <a:graphicData uri="http://schemas.openxmlformats.org/drawingml/2006/picture">
+                <pic:pic xmlns:pic="http://schemas.openxmlformats.org/drawingml/2006/picture">
+                  <pic:nvPicPr>
+                    <pic:cNvPr id="23" name="图片 13"/>
+                    <pic:cNvPicPr>
+                      <a:picLocks noChangeAspect="1"/>
+                    </pic:cNvPicPr>
+                  </pic:nvPicPr>
+                  <pic:blipFill>
+                    <a:blip r:embed="rId17"/>
+                    <a:stretch>
+                      <a:fillRect/>
+                    </a:stretch>
+                  </pic:blipFill>
+                  <pic:spPr>
+                    <a:xfrm>
+                      <a:off x="0" y="0"/>
+                      <a:ext cx="5941695" cy="4210050"/>
+                    </a:xfrm>
+                    <a:prstGeom prst="rect">
+                      <a:avLst/>
+                    </a:prstGeom>
+                    <a:noFill/>
+                    <a:ln>
+                      <a:noFill/>
+                    </a:ln>
+                  </pic:spPr>
+                </pic:pic>
+              </a:graphicData>
+            </a:graphic>
+          </wp:inline>
+        </w:drawing>
+      </w:r>
+    </w:p>
+    <w:p>
+      <w:pPr>
+        <w:keepNext w:val="0"/>
+        <w:keepLines w:val="0"/>
+        <w:widowControl/>
+        <w:numPr>
+          <w:numId w:val="0"/>
+        </w:numPr>
+        <w:suppressLineNumbers w:val="0"/>
+        <w:spacing w:before="0" w:beforeAutospacing="1" w:after="0" w:afterAutospacing="1"/>
+        <w:ind w:firstLine="500" w:firstLineChars="0"/>
+        <w:jc w:val="both"/>
+      </w:pPr>
+    </w:p>
+    <w:p>
+      <w:pPr>
+        <w:keepNext w:val="0"/>
+        <w:keepLines w:val="0"/>
+        <w:widowControl/>
+        <w:numPr>
+          <w:numId w:val="0"/>
+        </w:numPr>
+        <w:suppressLineNumbers w:val="0"/>
+        <w:spacing w:before="0" w:beforeAutospacing="1" w:after="0" w:afterAutospacing="1"/>
+        <w:ind w:firstLine="500" w:firstLineChars="0"/>
+        <w:jc w:val="both"/>
+        <w:rPr>
+          <w:rFonts w:hint="default"/>
+          <w:lang w:val="en-US" w:eastAsia="zh-CN"/>
+        </w:rPr>
+      </w:pPr>
+      <w:r>
+        <w:drawing>
+          <wp:inline distT="0" distB="0" distL="114300" distR="114300">
+            <wp:extent cx="5941695" cy="4210050"/>
+            <wp:effectExtent l="0" t="0" r="1905" b="0"/>
+            <wp:docPr id="24" name="图片 14"/>
+            <wp:cNvGraphicFramePr>
+              <a:graphicFrameLocks xmlns:a="http://schemas.openxmlformats.org/drawingml/2006/main" noChangeAspect="1"/>
+            </wp:cNvGraphicFramePr>
+            <a:graphic xmlns:a="http://schemas.openxmlformats.org/drawingml/2006/main">
+              <a:graphicData uri="http://schemas.openxmlformats.org/drawingml/2006/picture">
+                <pic:pic xmlns:pic="http://schemas.openxmlformats.org/drawingml/2006/picture">
+                  <pic:nvPicPr>
+                    <pic:cNvPr id="24" name="图片 14"/>
+                    <pic:cNvPicPr>
+                      <a:picLocks noChangeAspect="1"/>
+                    </pic:cNvPicPr>
+                  </pic:nvPicPr>
+                  <pic:blipFill>
+                    <a:blip r:embed="rId18"/>
+                    <a:stretch>
+                      <a:fillRect/>
+                    </a:stretch>
+                  </pic:blipFill>
+                  <pic:spPr>
+                    <a:xfrm>
+                      <a:off x="0" y="0"/>
+                      <a:ext cx="5941695" cy="4210050"/>
+                    </a:xfrm>
+                    <a:prstGeom prst="rect">
+                      <a:avLst/>
+                    </a:prstGeom>
+                    <a:noFill/>
+                    <a:ln>
+                      <a:noFill/>
+                    </a:ln>
+                  </pic:spPr>
+                </pic:pic>
+              </a:graphicData>
+            </a:graphic>
+          </wp:inline>
+        </w:drawing>
+      </w:r>
+    </w:p>
+    <w:p>
+      <w:pPr>
         <w:pStyle w:val="5"/>
         <w:keepNext w:val="0"/>
         <w:keepLines w:val="0"/>
@@ -5464,6 +5820,176 @@
     </w:p>
     <w:p>
       <w:pPr>
+        <w:keepNext w:val="0"/>
+        <w:keepLines w:val="0"/>
+        <w:widowControl/>
+        <w:numPr>
+          <w:numId w:val="0"/>
+        </w:numPr>
+        <w:suppressLineNumbers w:val="0"/>
+        <w:spacing w:before="0" w:beforeAutospacing="1" w:after="0" w:afterAutospacing="1"/>
+        <w:jc w:val="both"/>
+      </w:pPr>
+    </w:p>
+    <w:p>
+      <w:pPr>
+        <w:keepNext w:val="0"/>
+        <w:keepLines w:val="0"/>
+        <w:widowControl/>
+        <w:numPr>
+          <w:numId w:val="0"/>
+        </w:numPr>
+        <w:suppressLineNumbers w:val="0"/>
+        <w:spacing w:before="0" w:beforeAutospacing="1" w:after="0" w:afterAutospacing="1"/>
+        <w:ind w:firstLine="500" w:firstLineChars="0"/>
+        <w:jc w:val="both"/>
+        <w:rPr>
+          <w:rFonts w:hint="eastAsia"/>
+          <w:lang w:val="en-US" w:eastAsia="zh-CN"/>
+        </w:rPr>
+      </w:pPr>
+      <w:r>
+        <w:rPr>
+          <w:rFonts w:hint="eastAsia"/>
+          <w:lang w:val="en-US" w:eastAsia="zh-CN"/>
+        </w:rPr>
+        <w:t>测试截图：</w:t>
+      </w:r>
+    </w:p>
+    <w:p>
+      <w:pPr>
+        <w:keepNext w:val="0"/>
+        <w:keepLines w:val="0"/>
+        <w:widowControl/>
+        <w:numPr>
+          <w:numId w:val="0"/>
+        </w:numPr>
+        <w:suppressLineNumbers w:val="0"/>
+        <w:spacing w:before="0" w:beforeAutospacing="1" w:after="0" w:afterAutospacing="1"/>
+        <w:ind w:firstLine="500" w:firstLineChars="0"/>
+        <w:jc w:val="both"/>
+      </w:pPr>
+      <w:r>
+        <w:drawing>
+          <wp:inline distT="0" distB="0" distL="114300" distR="114300">
+            <wp:extent cx="5941695" cy="4210050"/>
+            <wp:effectExtent l="0" t="0" r="1905" b="0"/>
+            <wp:docPr id="21" name="图片 11"/>
+            <wp:cNvGraphicFramePr>
+              <a:graphicFrameLocks xmlns:a="http://schemas.openxmlformats.org/drawingml/2006/main" noChangeAspect="1"/>
+            </wp:cNvGraphicFramePr>
+            <a:graphic xmlns:a="http://schemas.openxmlformats.org/drawingml/2006/main">
+              <a:graphicData uri="http://schemas.openxmlformats.org/drawingml/2006/picture">
+                <pic:pic xmlns:pic="http://schemas.openxmlformats.org/drawingml/2006/picture">
+                  <pic:nvPicPr>
+                    <pic:cNvPr id="21" name="图片 11"/>
+                    <pic:cNvPicPr>
+                      <a:picLocks noChangeAspect="1"/>
+                    </pic:cNvPicPr>
+                  </pic:nvPicPr>
+                  <pic:blipFill>
+                    <a:blip r:embed="rId19"/>
+                    <a:stretch>
+                      <a:fillRect/>
+                    </a:stretch>
+                  </pic:blipFill>
+                  <pic:spPr>
+                    <a:xfrm>
+                      <a:off x="0" y="0"/>
+                      <a:ext cx="5941695" cy="4210050"/>
+                    </a:xfrm>
+                    <a:prstGeom prst="rect">
+                      <a:avLst/>
+                    </a:prstGeom>
+                    <a:noFill/>
+                    <a:ln>
+                      <a:noFill/>
+                    </a:ln>
+                  </pic:spPr>
+                </pic:pic>
+              </a:graphicData>
+            </a:graphic>
+          </wp:inline>
+        </w:drawing>
+      </w:r>
+    </w:p>
+    <w:p>
+      <w:pPr>
+        <w:keepNext w:val="0"/>
+        <w:keepLines w:val="0"/>
+        <w:widowControl/>
+        <w:numPr>
+          <w:numId w:val="0"/>
+        </w:numPr>
+        <w:suppressLineNumbers w:val="0"/>
+        <w:spacing w:before="0" w:beforeAutospacing="1" w:after="0" w:afterAutospacing="1"/>
+        <w:ind w:firstLine="500" w:firstLineChars="0"/>
+        <w:jc w:val="both"/>
+      </w:pPr>
+    </w:p>
+    <w:p>
+      <w:pPr>
+        <w:keepNext w:val="0"/>
+        <w:keepLines w:val="0"/>
+        <w:widowControl/>
+        <w:numPr>
+          <w:numId w:val="0"/>
+        </w:numPr>
+        <w:suppressLineNumbers w:val="0"/>
+        <w:spacing w:before="0" w:beforeAutospacing="1" w:after="0" w:afterAutospacing="1"/>
+        <w:ind w:firstLine="500" w:firstLineChars="0"/>
+        <w:jc w:val="both"/>
+        <w:rPr>
+          <w:rFonts w:hint="default"/>
+          <w:lang w:val="en-US" w:eastAsia="zh-CN"/>
+        </w:rPr>
+      </w:pPr>
+      <w:r>
+        <w:drawing>
+          <wp:inline distT="0" distB="0" distL="114300" distR="114300">
+            <wp:extent cx="5941695" cy="4210050"/>
+            <wp:effectExtent l="0" t="0" r="1905" b="0"/>
+            <wp:docPr id="22" name="图片 12"/>
+            <wp:cNvGraphicFramePr>
+              <a:graphicFrameLocks xmlns:a="http://schemas.openxmlformats.org/drawingml/2006/main" noChangeAspect="1"/>
+            </wp:cNvGraphicFramePr>
+            <a:graphic xmlns:a="http://schemas.openxmlformats.org/drawingml/2006/main">
+              <a:graphicData uri="http://schemas.openxmlformats.org/drawingml/2006/picture">
+                <pic:pic xmlns:pic="http://schemas.openxmlformats.org/drawingml/2006/picture">
+                  <pic:nvPicPr>
+                    <pic:cNvPr id="22" name="图片 12"/>
+                    <pic:cNvPicPr>
+                      <a:picLocks noChangeAspect="1"/>
+                    </pic:cNvPicPr>
+                  </pic:nvPicPr>
+                  <pic:blipFill>
+                    <a:blip r:embed="rId20"/>
+                    <a:stretch>
+                      <a:fillRect/>
+                    </a:stretch>
+                  </pic:blipFill>
+                  <pic:spPr>
+                    <a:xfrm>
+                      <a:off x="0" y="0"/>
+                      <a:ext cx="5941695" cy="4210050"/>
+                    </a:xfrm>
+                    <a:prstGeom prst="rect">
+                      <a:avLst/>
+                    </a:prstGeom>
+                    <a:noFill/>
+                    <a:ln>
+                      <a:noFill/>
+                    </a:ln>
+                  </pic:spPr>
+                </pic:pic>
+              </a:graphicData>
+            </a:graphic>
+          </wp:inline>
+        </w:drawing>
+      </w:r>
+    </w:p>
+    <w:p>
+      <w:pPr>
         <w:pStyle w:val="4"/>
         <w:keepNext w:val="0"/>
         <w:keepLines w:val="0"/>
@@ -5685,6 +6211,92 @@
     </w:p>
     <w:p>
       <w:pPr>
+        <w:keepNext w:val="0"/>
+        <w:keepLines w:val="0"/>
+        <w:widowControl/>
+        <w:numPr>
+          <w:numId w:val="0"/>
+        </w:numPr>
+        <w:suppressLineNumbers w:val="0"/>
+        <w:spacing w:before="0" w:beforeAutospacing="1" w:after="0" w:afterAutospacing="1"/>
+        <w:ind w:firstLine="420" w:firstLineChars="200"/>
+        <w:jc w:val="both"/>
+        <w:rPr>
+          <w:rFonts w:hint="eastAsia"/>
+          <w:lang w:val="en-US" w:eastAsia="zh-CN"/>
+        </w:rPr>
+      </w:pPr>
+      <w:r>
+        <w:rPr>
+          <w:rFonts w:hint="eastAsia"/>
+          <w:lang w:val="en-US" w:eastAsia="zh-CN"/>
+        </w:rPr>
+        <w:t>测试截图：</w:t>
+      </w:r>
+    </w:p>
+    <w:p>
+      <w:pPr>
+        <w:keepNext w:val="0"/>
+        <w:keepLines w:val="0"/>
+        <w:widowControl/>
+        <w:numPr>
+          <w:numId w:val="0"/>
+        </w:numPr>
+        <w:suppressLineNumbers w:val="0"/>
+        <w:spacing w:before="0" w:beforeAutospacing="1" w:after="0" w:afterAutospacing="1"/>
+        <w:ind w:firstLine="420" w:firstLineChars="200"/>
+        <w:jc w:val="both"/>
+        <w:rPr>
+          <w:rFonts w:hint="default"/>
+          <w:lang w:val="en-US" w:eastAsia="zh-CN"/>
+        </w:rPr>
+      </w:pPr>
+      <w:r>
+        <w:drawing>
+          <wp:inline distT="0" distB="0" distL="114300" distR="114300">
+            <wp:extent cx="5943600" cy="3194685"/>
+            <wp:effectExtent l="0" t="0" r="0" b="5715"/>
+            <wp:docPr id="5" name="图片 2"/>
+            <wp:cNvGraphicFramePr>
+              <a:graphicFrameLocks xmlns:a="http://schemas.openxmlformats.org/drawingml/2006/main" noChangeAspect="1"/>
+            </wp:cNvGraphicFramePr>
+            <a:graphic xmlns:a="http://schemas.openxmlformats.org/drawingml/2006/main">
+              <a:graphicData uri="http://schemas.openxmlformats.org/drawingml/2006/picture">
+                <pic:pic xmlns:pic="http://schemas.openxmlformats.org/drawingml/2006/picture">
+                  <pic:nvPicPr>
+                    <pic:cNvPr id="5" name="图片 2"/>
+                    <pic:cNvPicPr>
+                      <a:picLocks noChangeAspect="1"/>
+                    </pic:cNvPicPr>
+                  </pic:nvPicPr>
+                  <pic:blipFill>
+                    <a:blip r:embed="rId21"/>
+                    <a:stretch>
+                      <a:fillRect/>
+                    </a:stretch>
+                  </pic:blipFill>
+                  <pic:spPr>
+                    <a:xfrm>
+                      <a:off x="0" y="0"/>
+                      <a:ext cx="5943600" cy="3194685"/>
+                    </a:xfrm>
+                    <a:prstGeom prst="rect">
+                      <a:avLst/>
+                    </a:prstGeom>
+                    <a:noFill/>
+                    <a:ln>
+                      <a:noFill/>
+                    </a:ln>
+                  </pic:spPr>
+                </pic:pic>
+              </a:graphicData>
+            </a:graphic>
+          </wp:inline>
+        </w:drawing>
+      </w:r>
+    </w:p>
+    <w:p>
+      <w:pPr>
         <w:pStyle w:val="5"/>
         <w:keepNext w:val="0"/>
         <w:keepLines w:val="0"/>
@@ -5954,6 +6566,92 @@
     </w:p>
     <w:p>
       <w:pPr>
+        <w:keepNext w:val="0"/>
+        <w:keepLines w:val="0"/>
+        <w:widowControl/>
+        <w:numPr>
+          <w:numId w:val="0"/>
+        </w:numPr>
+        <w:suppressLineNumbers w:val="0"/>
+        <w:spacing w:before="0" w:beforeAutospacing="1" w:after="0" w:afterAutospacing="1"/>
+        <w:ind w:firstLine="500" w:firstLineChars="0"/>
+        <w:jc w:val="both"/>
+        <w:rPr>
+          <w:rFonts w:hint="eastAsia"/>
+          <w:lang w:val="en-US" w:eastAsia="zh-CN"/>
+        </w:rPr>
+      </w:pPr>
+      <w:r>
+        <w:rPr>
+          <w:rFonts w:hint="eastAsia"/>
+          <w:lang w:val="en-US" w:eastAsia="zh-CN"/>
+        </w:rPr>
+        <w:t>测试截图：</w:t>
+      </w:r>
+    </w:p>
+    <w:p>
+      <w:pPr>
+        <w:keepNext w:val="0"/>
+        <w:keepLines w:val="0"/>
+        <w:widowControl/>
+        <w:numPr>
+          <w:numId w:val="0"/>
+        </w:numPr>
+        <w:suppressLineNumbers w:val="0"/>
+        <w:spacing w:before="0" w:beforeAutospacing="1" w:after="0" w:afterAutospacing="1"/>
+        <w:ind w:firstLine="500" w:firstLineChars="0"/>
+        <w:jc w:val="both"/>
+        <w:rPr>
+          <w:rFonts w:hint="default"/>
+          <w:lang w:val="en-US" w:eastAsia="zh-CN"/>
+        </w:rPr>
+      </w:pPr>
+      <w:r>
+        <w:drawing>
+          <wp:inline distT="0" distB="0" distL="114300" distR="114300">
+            <wp:extent cx="5941695" cy="4210050"/>
+            <wp:effectExtent l="0" t="0" r="1905" b="0"/>
+            <wp:docPr id="13" name="图片 3"/>
+            <wp:cNvGraphicFramePr>
+              <a:graphicFrameLocks xmlns:a="http://schemas.openxmlformats.org/drawingml/2006/main" noChangeAspect="1"/>
+            </wp:cNvGraphicFramePr>
+            <a:graphic xmlns:a="http://schemas.openxmlformats.org/drawingml/2006/main">
+              <a:graphicData uri="http://schemas.openxmlformats.org/drawingml/2006/picture">
+                <pic:pic xmlns:pic="http://schemas.openxmlformats.org/drawingml/2006/picture">
+                  <pic:nvPicPr>
+                    <pic:cNvPr id="13" name="图片 3"/>
+                    <pic:cNvPicPr>
+                      <a:picLocks noChangeAspect="1"/>
+                    </pic:cNvPicPr>
+                  </pic:nvPicPr>
+                  <pic:blipFill>
+                    <a:blip r:embed="rId22"/>
+                    <a:stretch>
+                      <a:fillRect/>
+                    </a:stretch>
+                  </pic:blipFill>
+                  <pic:spPr>
+                    <a:xfrm>
+                      <a:off x="0" y="0"/>
+                      <a:ext cx="5941695" cy="4210050"/>
+                    </a:xfrm>
+                    <a:prstGeom prst="rect">
+                      <a:avLst/>
+                    </a:prstGeom>
+                    <a:noFill/>
+                    <a:ln>
+                      <a:noFill/>
+                    </a:ln>
+                  </pic:spPr>
+                </pic:pic>
+              </a:graphicData>
+            </a:graphic>
+          </wp:inline>
+        </w:drawing>
+      </w:r>
+    </w:p>
+    <w:p>
+      <w:pPr>
         <w:pStyle w:val="5"/>
         <w:keepNext w:val="0"/>
         <w:keepLines w:val="0"/>
@@ -6243,6 +6941,194 @@
     </w:p>
     <w:p>
       <w:pPr>
+        <w:keepNext w:val="0"/>
+        <w:keepLines w:val="0"/>
+        <w:widowControl/>
+        <w:numPr>
+          <w:numId w:val="0"/>
+        </w:numPr>
+        <w:suppressLineNumbers w:val="0"/>
+        <w:spacing w:before="0" w:beforeAutospacing="1" w:after="0" w:afterAutospacing="1"/>
+        <w:jc w:val="both"/>
+      </w:pPr>
+    </w:p>
+    <w:p>
+      <w:pPr>
+        <w:keepNext w:val="0"/>
+        <w:keepLines w:val="0"/>
+        <w:widowControl/>
+        <w:numPr>
+          <w:numId w:val="0"/>
+        </w:numPr>
+        <w:suppressLineNumbers w:val="0"/>
+        <w:spacing w:before="0" w:beforeAutospacing="1" w:after="0" w:afterAutospacing="1"/>
+        <w:ind w:firstLine="500" w:firstLineChars="0"/>
+        <w:jc w:val="both"/>
+        <w:rPr>
+          <w:rFonts w:hint="eastAsia"/>
+          <w:lang w:val="en-US" w:eastAsia="zh-CN"/>
+        </w:rPr>
+      </w:pPr>
+      <w:r>
+        <w:rPr>
+          <w:rFonts w:hint="eastAsia"/>
+          <w:lang w:val="en-US" w:eastAsia="zh-CN"/>
+        </w:rPr>
+        <w:t>测试截图：</w:t>
+      </w:r>
+    </w:p>
+    <w:p>
+      <w:pPr>
+        <w:keepNext w:val="0"/>
+        <w:keepLines w:val="0"/>
+        <w:widowControl/>
+        <w:numPr>
+          <w:numId w:val="0"/>
+        </w:numPr>
+        <w:suppressLineNumbers w:val="0"/>
+        <w:spacing w:before="0" w:beforeAutospacing="1" w:after="0" w:afterAutospacing="1"/>
+        <w:ind w:firstLine="500" w:firstLineChars="0"/>
+        <w:jc w:val="both"/>
+      </w:pPr>
+      <w:r>
+        <w:drawing>
+          <wp:inline distT="0" distB="0" distL="114300" distR="114300">
+            <wp:extent cx="5941695" cy="4210050"/>
+            <wp:effectExtent l="0" t="0" r="1905" b="0"/>
+            <wp:docPr id="14" name="图片 4"/>
+            <wp:cNvGraphicFramePr>
+              <a:graphicFrameLocks xmlns:a="http://schemas.openxmlformats.org/drawingml/2006/main" noChangeAspect="1"/>
+            </wp:cNvGraphicFramePr>
+            <a:graphic xmlns:a="http://schemas.openxmlformats.org/drawingml/2006/main">
+              <a:graphicData uri="http://schemas.openxmlformats.org/drawingml/2006/picture">
+                <pic:pic xmlns:pic="http://schemas.openxmlformats.org/drawingml/2006/picture">
+                  <pic:nvPicPr>
+                    <pic:cNvPr id="14" name="图片 4"/>
+                    <pic:cNvPicPr>
+                      <a:picLocks noChangeAspect="1"/>
+                    </pic:cNvPicPr>
+                  </pic:nvPicPr>
+                  <pic:blipFill>
+                    <a:blip r:embed="rId23"/>
+                    <a:stretch>
+                      <a:fillRect/>
+                    </a:stretch>
+                  </pic:blipFill>
+                  <pic:spPr>
+                    <a:xfrm>
+                      <a:off x="0" y="0"/>
+                      <a:ext cx="5941695" cy="4210050"/>
+                    </a:xfrm>
+                    <a:prstGeom prst="rect">
+                      <a:avLst/>
+                    </a:prstGeom>
+                    <a:noFill/>
+                    <a:ln>
+                      <a:noFill/>
+                    </a:ln>
+                  </pic:spPr>
+                </pic:pic>
+              </a:graphicData>
+            </a:graphic>
+          </wp:inline>
+        </w:drawing>
+      </w:r>
+    </w:p>
+    <w:p>
+      <w:pPr>
+        <w:keepNext w:val="0"/>
+        <w:keepLines w:val="0"/>
+        <w:widowControl/>
+        <w:numPr>
+          <w:numId w:val="0"/>
+        </w:numPr>
+        <w:suppressLineNumbers w:val="0"/>
+        <w:spacing w:before="0" w:beforeAutospacing="1" w:after="0" w:afterAutospacing="1"/>
+        <w:ind w:firstLine="500" w:firstLineChars="0"/>
+        <w:jc w:val="both"/>
+      </w:pPr>
+    </w:p>
+    <w:p>
+      <w:pPr>
+        <w:keepNext w:val="0"/>
+        <w:keepLines w:val="0"/>
+        <w:widowControl/>
+        <w:numPr>
+          <w:numId w:val="0"/>
+        </w:numPr>
+        <w:suppressLineNumbers w:val="0"/>
+        <w:spacing w:before="0" w:beforeAutospacing="1" w:after="0" w:afterAutospacing="1"/>
+        <w:ind w:firstLine="500" w:firstLineChars="0"/>
+        <w:jc w:val="both"/>
+        <w:rPr>
+          <w:rFonts w:hint="eastAsia"/>
+          <w:lang w:val="en-US" w:eastAsia="zh-CN"/>
+        </w:rPr>
+      </w:pPr>
+      <w:r>
+        <w:drawing>
+          <wp:inline distT="0" distB="0" distL="114300" distR="114300">
+            <wp:extent cx="5941695" cy="4210050"/>
+            <wp:effectExtent l="0" t="0" r="1905" b="0"/>
+            <wp:docPr id="15" name="图片 5"/>
+            <wp:cNvGraphicFramePr>
+              <a:graphicFrameLocks xmlns:a="http://schemas.openxmlformats.org/drawingml/2006/main" noChangeAspect="1"/>
+            </wp:cNvGraphicFramePr>
+            <a:graphic xmlns:a="http://schemas.openxmlformats.org/drawingml/2006/main">
+              <a:graphicData uri="http://schemas.openxmlformats.org/drawingml/2006/picture">
+                <pic:pic xmlns:pic="http://schemas.openxmlformats.org/drawingml/2006/picture">
+                  <pic:nvPicPr>
+                    <pic:cNvPr id="15" name="图片 5"/>
+                    <pic:cNvPicPr>
+                      <a:picLocks noChangeAspect="1"/>
+                    </pic:cNvPicPr>
+                  </pic:nvPicPr>
+                  <pic:blipFill>
+                    <a:blip r:embed="rId24"/>
+                    <a:stretch>
+                      <a:fillRect/>
+                    </a:stretch>
+                  </pic:blipFill>
+                  <pic:spPr>
+                    <a:xfrm>
+                      <a:off x="0" y="0"/>
+                      <a:ext cx="5941695" cy="4210050"/>
+                    </a:xfrm>
+                    <a:prstGeom prst="rect">
+                      <a:avLst/>
+                    </a:prstGeom>
+                    <a:noFill/>
+                    <a:ln>
+                      <a:noFill/>
+                    </a:ln>
+                  </pic:spPr>
+                </pic:pic>
+              </a:graphicData>
+            </a:graphic>
+          </wp:inline>
+        </w:drawing>
+      </w:r>
+    </w:p>
+    <w:p>
+      <w:pPr>
+        <w:keepNext w:val="0"/>
+        <w:keepLines w:val="0"/>
+        <w:widowControl/>
+        <w:numPr>
+          <w:numId w:val="0"/>
+        </w:numPr>
+        <w:suppressLineNumbers w:val="0"/>
+        <w:spacing w:before="0" w:beforeAutospacing="1" w:after="0" w:afterAutospacing="1"/>
+        <w:ind w:firstLine="500" w:firstLineChars="0"/>
+        <w:jc w:val="both"/>
+        <w:rPr>
+          <w:rFonts w:hint="default"/>
+          <w:lang w:val="en-US" w:eastAsia="zh-CN"/>
+        </w:rPr>
+      </w:pPr>
+    </w:p>
+    <w:p>
+      <w:pPr>
         <w:pStyle w:val="5"/>
         <w:keepNext w:val="0"/>
         <w:keepLines w:val="0"/>
@@ -6512,6 +7398,176 @@
     </w:p>
     <w:p>
       <w:pPr>
+        <w:keepNext w:val="0"/>
+        <w:keepLines w:val="0"/>
+        <w:widowControl/>
+        <w:numPr>
+          <w:numId w:val="0"/>
+        </w:numPr>
+        <w:suppressLineNumbers w:val="0"/>
+        <w:spacing w:before="0" w:beforeAutospacing="1" w:after="0" w:afterAutospacing="1"/>
+        <w:jc w:val="both"/>
+      </w:pPr>
+    </w:p>
+    <w:p>
+      <w:pPr>
+        <w:keepNext w:val="0"/>
+        <w:keepLines w:val="0"/>
+        <w:widowControl/>
+        <w:numPr>
+          <w:numId w:val="0"/>
+        </w:numPr>
+        <w:suppressLineNumbers w:val="0"/>
+        <w:spacing w:before="0" w:beforeAutospacing="1" w:after="0" w:afterAutospacing="1"/>
+        <w:ind w:firstLine="500" w:firstLineChars="0"/>
+        <w:jc w:val="both"/>
+        <w:rPr>
+          <w:rFonts w:hint="eastAsia"/>
+          <w:lang w:val="en-US" w:eastAsia="zh-CN"/>
+        </w:rPr>
+      </w:pPr>
+      <w:r>
+        <w:rPr>
+          <w:rFonts w:hint="eastAsia"/>
+          <w:lang w:val="en-US" w:eastAsia="zh-CN"/>
+        </w:rPr>
+        <w:t>测试截图：</w:t>
+      </w:r>
+    </w:p>
+    <w:p>
+      <w:pPr>
+        <w:keepNext w:val="0"/>
+        <w:keepLines w:val="0"/>
+        <w:widowControl/>
+        <w:numPr>
+          <w:numId w:val="0"/>
+        </w:numPr>
+        <w:suppressLineNumbers w:val="0"/>
+        <w:spacing w:before="0" w:beforeAutospacing="1" w:after="0" w:afterAutospacing="1"/>
+        <w:ind w:firstLine="500" w:firstLineChars="0"/>
+        <w:jc w:val="both"/>
+      </w:pPr>
+      <w:r>
+        <w:drawing>
+          <wp:inline distT="0" distB="0" distL="114300" distR="114300">
+            <wp:extent cx="5941695" cy="4210050"/>
+            <wp:effectExtent l="0" t="0" r="1905" b="0"/>
+            <wp:docPr id="16" name="图片 6"/>
+            <wp:cNvGraphicFramePr>
+              <a:graphicFrameLocks xmlns:a="http://schemas.openxmlformats.org/drawingml/2006/main" noChangeAspect="1"/>
+            </wp:cNvGraphicFramePr>
+            <a:graphic xmlns:a="http://schemas.openxmlformats.org/drawingml/2006/main">
+              <a:graphicData uri="http://schemas.openxmlformats.org/drawingml/2006/picture">
+                <pic:pic xmlns:pic="http://schemas.openxmlformats.org/drawingml/2006/picture">
+                  <pic:nvPicPr>
+                    <pic:cNvPr id="16" name="图片 6"/>
+                    <pic:cNvPicPr>
+                      <a:picLocks noChangeAspect="1"/>
+                    </pic:cNvPicPr>
+                  </pic:nvPicPr>
+                  <pic:blipFill>
+                    <a:blip r:embed="rId25"/>
+                    <a:stretch>
+                      <a:fillRect/>
+                    </a:stretch>
+                  </pic:blipFill>
+                  <pic:spPr>
+                    <a:xfrm>
+                      <a:off x="0" y="0"/>
+                      <a:ext cx="5941695" cy="4210050"/>
+                    </a:xfrm>
+                    <a:prstGeom prst="rect">
+                      <a:avLst/>
+                    </a:prstGeom>
+                    <a:noFill/>
+                    <a:ln>
+                      <a:noFill/>
+                    </a:ln>
+                  </pic:spPr>
+                </pic:pic>
+              </a:graphicData>
+            </a:graphic>
+          </wp:inline>
+        </w:drawing>
+      </w:r>
+    </w:p>
+    <w:p>
+      <w:pPr>
+        <w:keepNext w:val="0"/>
+        <w:keepLines w:val="0"/>
+        <w:widowControl/>
+        <w:numPr>
+          <w:numId w:val="0"/>
+        </w:numPr>
+        <w:suppressLineNumbers w:val="0"/>
+        <w:spacing w:before="0" w:beforeAutospacing="1" w:after="0" w:afterAutospacing="1"/>
+        <w:ind w:firstLine="500" w:firstLineChars="0"/>
+        <w:jc w:val="both"/>
+      </w:pPr>
+      <w:r>
+        <w:drawing>
+          <wp:inline distT="0" distB="0" distL="114300" distR="114300">
+            <wp:extent cx="5941695" cy="4210050"/>
+            <wp:effectExtent l="0" t="0" r="1905" b="0"/>
+            <wp:docPr id="17" name="图片 7"/>
+            <wp:cNvGraphicFramePr>
+              <a:graphicFrameLocks xmlns:a="http://schemas.openxmlformats.org/drawingml/2006/main" noChangeAspect="1"/>
+            </wp:cNvGraphicFramePr>
+            <a:graphic xmlns:a="http://schemas.openxmlformats.org/drawingml/2006/main">
+              <a:graphicData uri="http://schemas.openxmlformats.org/drawingml/2006/picture">
+                <pic:pic xmlns:pic="http://schemas.openxmlformats.org/drawingml/2006/picture">
+                  <pic:nvPicPr>
+                    <pic:cNvPr id="17" name="图片 7"/>
+                    <pic:cNvPicPr>
+                      <a:picLocks noChangeAspect="1"/>
+                    </pic:cNvPicPr>
+                  </pic:nvPicPr>
+                  <pic:blipFill>
+                    <a:blip r:embed="rId26"/>
+                    <a:stretch>
+                      <a:fillRect/>
+                    </a:stretch>
+                  </pic:blipFill>
+                  <pic:spPr>
+                    <a:xfrm>
+                      <a:off x="0" y="0"/>
+                      <a:ext cx="5941695" cy="4210050"/>
+                    </a:xfrm>
+                    <a:prstGeom prst="rect">
+                      <a:avLst/>
+                    </a:prstGeom>
+                    <a:noFill/>
+                    <a:ln>
+                      <a:noFill/>
+                    </a:ln>
+                  </pic:spPr>
+                </pic:pic>
+              </a:graphicData>
+            </a:graphic>
+          </wp:inline>
+        </w:drawing>
+      </w:r>
+    </w:p>
+    <w:p>
+      <w:pPr>
+        <w:keepNext w:val="0"/>
+        <w:keepLines w:val="0"/>
+        <w:widowControl/>
+        <w:numPr>
+          <w:numId w:val="0"/>
+        </w:numPr>
+        <w:suppressLineNumbers w:val="0"/>
+        <w:spacing w:before="0" w:beforeAutospacing="1" w:after="0" w:afterAutospacing="1"/>
+        <w:ind w:firstLine="500" w:firstLineChars="0"/>
+        <w:jc w:val="both"/>
+        <w:rPr>
+          <w:rFonts w:hint="default"/>
+          <w:lang w:val="en-US" w:eastAsia="zh-CN"/>
+        </w:rPr>
+      </w:pPr>
+    </w:p>
+    <w:p>
+      <w:pPr>
         <w:pStyle w:val="5"/>
         <w:keepNext w:val="0"/>
         <w:keepLines w:val="0"/>
@@ -6761,6 +7817,180 @@
     </w:p>
     <w:p>
       <w:pPr>
+        <w:keepNext w:val="0"/>
+        <w:keepLines w:val="0"/>
+        <w:widowControl/>
+        <w:numPr>
+          <w:numId w:val="0"/>
+        </w:numPr>
+        <w:suppressLineNumbers w:val="0"/>
+        <w:spacing w:before="0" w:beforeAutospacing="1" w:after="0" w:afterAutospacing="1"/>
+        <w:jc w:val="both"/>
+      </w:pPr>
+    </w:p>
+    <w:p>
+      <w:pPr>
+        <w:keepNext w:val="0"/>
+        <w:keepLines w:val="0"/>
+        <w:widowControl/>
+        <w:numPr>
+          <w:numId w:val="0"/>
+        </w:numPr>
+        <w:suppressLineNumbers w:val="0"/>
+        <w:spacing w:before="0" w:beforeAutospacing="1" w:after="0" w:afterAutospacing="1"/>
+        <w:ind w:firstLine="500" w:firstLineChars="0"/>
+        <w:jc w:val="both"/>
+        <w:rPr>
+          <w:rFonts w:hint="eastAsia"/>
+          <w:lang w:val="en-US" w:eastAsia="zh-CN"/>
+        </w:rPr>
+      </w:pPr>
+      <w:r>
+        <w:rPr>
+          <w:rFonts w:hint="eastAsia"/>
+          <w:lang w:val="en-US" w:eastAsia="zh-CN"/>
+        </w:rPr>
+        <w:t>测试截图：</w:t>
+      </w:r>
+    </w:p>
+    <w:p>
+      <w:pPr>
+        <w:keepNext w:val="0"/>
+        <w:keepLines w:val="0"/>
+        <w:widowControl/>
+        <w:numPr>
+          <w:numId w:val="0"/>
+        </w:numPr>
+        <w:suppressLineNumbers w:val="0"/>
+        <w:spacing w:before="0" w:beforeAutospacing="1" w:after="0" w:afterAutospacing="1"/>
+        <w:ind w:firstLine="500" w:firstLineChars="0"/>
+        <w:jc w:val="both"/>
+      </w:pPr>
+      <w:r>
+        <w:drawing>
+          <wp:inline distT="0" distB="0" distL="114300" distR="114300">
+            <wp:extent cx="5941695" cy="4210050"/>
+            <wp:effectExtent l="0" t="0" r="1905" b="0"/>
+            <wp:docPr id="19" name="图片 9"/>
+            <wp:cNvGraphicFramePr>
+              <a:graphicFrameLocks xmlns:a="http://schemas.openxmlformats.org/drawingml/2006/main" noChangeAspect="1"/>
+            </wp:cNvGraphicFramePr>
+            <a:graphic xmlns:a="http://schemas.openxmlformats.org/drawingml/2006/main">
+              <a:graphicData uri="http://schemas.openxmlformats.org/drawingml/2006/picture">
+                <pic:pic xmlns:pic="http://schemas.openxmlformats.org/drawingml/2006/picture">
+                  <pic:nvPicPr>
+                    <pic:cNvPr id="19" name="图片 9"/>
+                    <pic:cNvPicPr>
+                      <a:picLocks noChangeAspect="1"/>
+                    </pic:cNvPicPr>
+                  </pic:nvPicPr>
+                  <pic:blipFill>
+                    <a:blip r:embed="rId27"/>
+                    <a:stretch>
+                      <a:fillRect/>
+                    </a:stretch>
+                  </pic:blipFill>
+                  <pic:spPr>
+                    <a:xfrm>
+                      <a:off x="0" y="0"/>
+                      <a:ext cx="5941695" cy="4210050"/>
+                    </a:xfrm>
+                    <a:prstGeom prst="rect">
+                      <a:avLst/>
+                    </a:prstGeom>
+                    <a:noFill/>
+                    <a:ln>
+                      <a:noFill/>
+                    </a:ln>
+                  </pic:spPr>
+                </pic:pic>
+              </a:graphicData>
+            </a:graphic>
+          </wp:inline>
+        </w:drawing>
+      </w:r>
+    </w:p>
+    <w:p>
+      <w:pPr>
+        <w:keepNext w:val="0"/>
+        <w:keepLines w:val="0"/>
+        <w:widowControl/>
+        <w:numPr>
+          <w:numId w:val="0"/>
+        </w:numPr>
+        <w:suppressLineNumbers w:val="0"/>
+        <w:spacing w:before="0" w:beforeAutospacing="1" w:after="0" w:afterAutospacing="1"/>
+        <w:ind w:firstLine="500" w:firstLineChars="0"/>
+        <w:jc w:val="both"/>
+        <w:rPr>
+          <w:rFonts w:hint="eastAsia"/>
+          <w:lang w:val="en-US" w:eastAsia="zh-CN"/>
+        </w:rPr>
+      </w:pPr>
+      <w:r>
+        <w:drawing>
+          <wp:inline distT="0" distB="0" distL="114300" distR="114300">
+            <wp:extent cx="5941695" cy="4210050"/>
+            <wp:effectExtent l="0" t="0" r="1905" b="0"/>
+            <wp:docPr id="20" name="图片 10"/>
+            <wp:cNvGraphicFramePr>
+              <a:graphicFrameLocks xmlns:a="http://schemas.openxmlformats.org/drawingml/2006/main" noChangeAspect="1"/>
+            </wp:cNvGraphicFramePr>
+            <a:graphic xmlns:a="http://schemas.openxmlformats.org/drawingml/2006/main">
+              <a:graphicData uri="http://schemas.openxmlformats.org/drawingml/2006/picture">
+                <pic:pic xmlns:pic="http://schemas.openxmlformats.org/drawingml/2006/picture">
+                  <pic:nvPicPr>
+                    <pic:cNvPr id="20" name="图片 10"/>
+                    <pic:cNvPicPr>
+                      <a:picLocks noChangeAspect="1"/>
+                    </pic:cNvPicPr>
+                  </pic:nvPicPr>
+                  <pic:blipFill>
+                    <a:blip r:embed="rId28"/>
+                    <a:stretch>
+                      <a:fillRect/>
+                    </a:stretch>
+                  </pic:blipFill>
+                  <pic:spPr>
+                    <a:xfrm>
+                      <a:off x="0" y="0"/>
+                      <a:ext cx="5941695" cy="4210050"/>
+                    </a:xfrm>
+                    <a:prstGeom prst="rect">
+                      <a:avLst/>
+                    </a:prstGeom>
+                    <a:noFill/>
+                    <a:ln>
+                      <a:noFill/>
+                    </a:ln>
+                  </pic:spPr>
+                </pic:pic>
+              </a:graphicData>
+            </a:graphic>
+          </wp:inline>
+        </w:drawing>
+      </w:r>
+    </w:p>
+    <w:p>
+      <w:pPr>
+        <w:keepNext w:val="0"/>
+        <w:keepLines w:val="0"/>
+        <w:widowControl/>
+        <w:numPr>
+          <w:numId w:val="0"/>
+        </w:numPr>
+        <w:suppressLineNumbers w:val="0"/>
+        <w:spacing w:before="0" w:beforeAutospacing="1" w:after="0" w:afterAutospacing="1"/>
+        <w:ind w:firstLine="500" w:firstLineChars="0"/>
+        <w:jc w:val="both"/>
+        <w:rPr>
+          <w:rFonts w:hint="default"/>
+          <w:lang w:val="en-US" w:eastAsia="zh-CN"/>
+        </w:rPr>
+      </w:pPr>
+    </w:p>
+    <w:p>
+      <w:pPr>
         <w:pStyle w:val="5"/>
         <w:keepNext w:val="0"/>
         <w:keepLines w:val="0"/>
@@ -6950,6 +8180,92 @@
     </w:p>
     <w:p>
       <w:pPr>
+        <w:keepNext w:val="0"/>
+        <w:keepLines w:val="0"/>
+        <w:widowControl/>
+        <w:numPr>
+          <w:numId w:val="0"/>
+        </w:numPr>
+        <w:suppressLineNumbers w:val="0"/>
+        <w:spacing w:before="0" w:beforeAutospacing="1" w:after="0" w:afterAutospacing="1"/>
+        <w:ind w:firstLine="500" w:firstLineChars="0"/>
+        <w:jc w:val="both"/>
+        <w:rPr>
+          <w:rFonts w:hint="eastAsia"/>
+          <w:lang w:val="en-US" w:eastAsia="zh-CN"/>
+        </w:rPr>
+      </w:pPr>
+      <w:r>
+        <w:rPr>
+          <w:rFonts w:hint="eastAsia"/>
+          <w:lang w:val="en-US" w:eastAsia="zh-CN"/>
+        </w:rPr>
+        <w:t>测试截图：</w:t>
+      </w:r>
+    </w:p>
+    <w:p>
+      <w:pPr>
+        <w:keepNext w:val="0"/>
+        <w:keepLines w:val="0"/>
+        <w:widowControl/>
+        <w:numPr>
+          <w:numId w:val="0"/>
+        </w:numPr>
+        <w:suppressLineNumbers w:val="0"/>
+        <w:spacing w:before="0" w:beforeAutospacing="1" w:after="0" w:afterAutospacing="1"/>
+        <w:ind w:firstLine="500" w:firstLineChars="0"/>
+        <w:jc w:val="both"/>
+        <w:rPr>
+          <w:rFonts w:hint="default"/>
+          <w:lang w:val="en-US" w:eastAsia="zh-CN"/>
+        </w:rPr>
+      </w:pPr>
+      <w:r>
+        <w:drawing>
+          <wp:inline distT="0" distB="0" distL="114300" distR="114300">
+            <wp:extent cx="5941695" cy="4210050"/>
+            <wp:effectExtent l="0" t="0" r="1905" b="0"/>
+            <wp:docPr id="18" name="图片 8"/>
+            <wp:cNvGraphicFramePr>
+              <a:graphicFrameLocks xmlns:a="http://schemas.openxmlformats.org/drawingml/2006/main" noChangeAspect="1"/>
+            </wp:cNvGraphicFramePr>
+            <a:graphic xmlns:a="http://schemas.openxmlformats.org/drawingml/2006/main">
+              <a:graphicData uri="http://schemas.openxmlformats.org/drawingml/2006/picture">
+                <pic:pic xmlns:pic="http://schemas.openxmlformats.org/drawingml/2006/picture">
+                  <pic:nvPicPr>
+                    <pic:cNvPr id="18" name="图片 8"/>
+                    <pic:cNvPicPr>
+                      <a:picLocks noChangeAspect="1"/>
+                    </pic:cNvPicPr>
+                  </pic:nvPicPr>
+                  <pic:blipFill>
+                    <a:blip r:embed="rId29"/>
+                    <a:stretch>
+                      <a:fillRect/>
+                    </a:stretch>
+                  </pic:blipFill>
+                  <pic:spPr>
+                    <a:xfrm>
+                      <a:off x="0" y="0"/>
+                      <a:ext cx="5941695" cy="4210050"/>
+                    </a:xfrm>
+                    <a:prstGeom prst="rect">
+                      <a:avLst/>
+                    </a:prstGeom>
+                    <a:noFill/>
+                    <a:ln>
+                      <a:noFill/>
+                    </a:ln>
+                  </pic:spPr>
+                </pic:pic>
+              </a:graphicData>
+            </a:graphic>
+          </wp:inline>
+        </w:drawing>
+      </w:r>
+    </w:p>
+    <w:p>
+      <w:pPr>
         <w:pStyle w:val="4"/>
         <w:keepNext w:val="0"/>
         <w:keepLines w:val="0"/>
@@ -7408,8 +8724,6 @@
       <w:r>
         <w:t>:</w:t>
       </w:r>
-      <w:bookmarkStart w:id="0" w:name="_GoBack"/>
-      <w:bookmarkEnd w:id="0"/>
     </w:p>
     <w:p>
       <w:pPr>
@@ -7489,6 +8803,7 @@
     </w:p>
     <w:tbl>
       <w:tblPr>
+        <w:tblStyle w:val="8"/>
         <w:tblW w:w="5000" w:type="pct"/>
         <w:tblInd w:w="0" w:type="dxa"/>
         <w:tblBorders>
@@ -7499,7 +8814,7 @@
           <w:insideH w:val="none" w:color="auto" w:sz="0" w:space="0"/>
           <w:insideV w:val="none" w:color="auto" w:sz="0" w:space="0"/>
         </w:tblBorders>
-        <w:shd w:val="clear"/>
+        <w:shd w:val="clear" w:color="auto" w:fill="auto"/>
         <w:tblLayout w:type="autofit"/>
         <w:tblCellMar>
           <w:top w:w="15" w:type="dxa"/>
@@ -7523,12 +8838,7 @@
             <w:insideH w:val="none" w:color="auto" w:sz="0" w:space="0"/>
             <w:insideV w:val="none" w:color="auto" w:sz="0" w:space="0"/>
           </w:tblBorders>
-          <w:tblCellMar>
-            <w:top w:w="15" w:type="dxa"/>
-            <w:left w:w="15" w:type="dxa"/>
-            <w:bottom w:w="15" w:type="dxa"/>
-            <w:right w:w="15" w:type="dxa"/>
-          </w:tblCellMar>
+          <w:shd w:val="clear" w:color="auto" w:fill="auto"/>
         </w:tblPrEx>
         <w:trPr>
           <w:tblHeader/>
@@ -7572,7 +8882,6 @@
                 <w:kern w:val="0"/>
                 <w:sz w:val="24"/>
                 <w:szCs w:val="24"/>
-                <w:bdr w:val="none" w:color="auto" w:sz="0" w:space="0"/>
                 <w:lang w:val="en-US" w:eastAsia="zh-CN" w:bidi="ar"/>
               </w:rPr>
               <w:t>变量名</w:t>
@@ -7618,7 +8927,6 @@
                 <w:kern w:val="0"/>
                 <w:sz w:val="24"/>
                 <w:szCs w:val="24"/>
-                <w:bdr w:val="none" w:color="auto" w:sz="0" w:space="0"/>
                 <w:lang w:val="en-US" w:eastAsia="zh-CN" w:bidi="ar"/>
               </w:rPr>
               <w:t>初始值</w:t>
@@ -7664,10 +8972,271 @@
                 <w:kern w:val="0"/>
                 <w:sz w:val="24"/>
                 <w:szCs w:val="24"/>
-                <w:bdr w:val="none" w:color="auto" w:sz="0" w:space="0"/>
                 <w:lang w:val="en-US" w:eastAsia="zh-CN" w:bidi="ar"/>
               </w:rPr>
               <w:t>描述</w:t>
+            </w:r>
+          </w:p>
+        </w:tc>
+      </w:tr>
+      <w:tr>
+        <w:tblPrEx>
+          <w:tblBorders>
+            <w:top w:val="none" w:color="auto" w:sz="0" w:space="0"/>
+            <w:left w:val="none" w:color="auto" w:sz="0" w:space="0"/>
+            <w:bottom w:val="none" w:color="auto" w:sz="0" w:space="0"/>
+            <w:right w:val="none" w:color="auto" w:sz="0" w:space="0"/>
+            <w:insideH w:val="none" w:color="auto" w:sz="0" w:space="0"/>
+            <w:insideV w:val="none" w:color="auto" w:sz="0" w:space="0"/>
+          </w:tblBorders>
+          <w:shd w:val="clear" w:color="auto" w:fill="auto"/>
+          <w:tblCellMar>
+            <w:top w:w="15" w:type="dxa"/>
+            <w:left w:w="15" w:type="dxa"/>
+            <w:bottom w:w="15" w:type="dxa"/>
+            <w:right w:w="15" w:type="dxa"/>
+          </w:tblCellMar>
+        </w:tblPrEx>
+        <w:tc>
+          <w:tcPr>
+            <w:tcW w:w="0" w:type="auto"/>
+            <w:tcBorders>
+              <w:top w:val="single" w:color="CCCCCC" w:sz="6" w:space="0"/>
+              <w:left w:val="single" w:color="CCCCCC" w:sz="6" w:space="0"/>
+              <w:bottom w:val="single" w:color="CCCCCC" w:sz="6" w:space="0"/>
+              <w:right w:val="single" w:color="CCCCCC" w:sz="6" w:space="0"/>
+            </w:tcBorders>
+            <w:shd w:val="clear" w:color="auto" w:fill="auto"/>
+            <w:tcMar>
+              <w:top w:w="30" w:type="dxa"/>
+              <w:left w:w="30" w:type="dxa"/>
+              <w:bottom w:w="30" w:type="dxa"/>
+              <w:right w:w="30" w:type="dxa"/>
+            </w:tcMar>
+            <w:vAlign w:val="center"/>
+          </w:tcPr>
+          <w:p>
+            <w:pPr>
+              <w:keepNext w:val="0"/>
+              <w:keepLines w:val="0"/>
+              <w:widowControl/>
+              <w:suppressLineNumbers w:val="0"/>
+              <w:wordWrap w:val="0"/>
+              <w:jc w:val="center"/>
+            </w:pPr>
+            <w:r>
+              <w:rPr>
+                <w:rFonts w:ascii="宋体" w:hAnsi="宋体" w:eastAsia="宋体" w:cs="宋体"/>
+                <w:kern w:val="0"/>
+                <w:sz w:val="24"/>
+                <w:szCs w:val="24"/>
+                <w:lang w:val="en-US" w:eastAsia="zh-CN" w:bidi="ar"/>
+              </w:rPr>
+              <w:t>baseUrl</w:t>
+            </w:r>
+          </w:p>
+        </w:tc>
+        <w:tc>
+          <w:tcPr>
+            <w:tcW w:w="0" w:type="auto"/>
+            <w:tcBorders>
+              <w:top w:val="single" w:color="CCCCCC" w:sz="6" w:space="0"/>
+              <w:left w:val="single" w:color="CCCCCC" w:sz="6" w:space="0"/>
+              <w:bottom w:val="single" w:color="CCCCCC" w:sz="6" w:space="0"/>
+              <w:right w:val="single" w:color="CCCCCC" w:sz="6" w:space="0"/>
+            </w:tcBorders>
+            <w:shd w:val="clear" w:color="auto" w:fill="auto"/>
+            <w:tcMar>
+              <w:top w:w="30" w:type="dxa"/>
+              <w:left w:w="30" w:type="dxa"/>
+              <w:bottom w:w="30" w:type="dxa"/>
+              <w:right w:w="30" w:type="dxa"/>
+            </w:tcMar>
+            <w:vAlign w:val="center"/>
+          </w:tcPr>
+          <w:p>
+            <w:pPr>
+              <w:keepNext w:val="0"/>
+              <w:keepLines w:val="0"/>
+              <w:widowControl/>
+              <w:suppressLineNumbers w:val="0"/>
+              <w:wordWrap w:val="0"/>
+              <w:jc w:val="center"/>
+            </w:pPr>
+            <w:r>
+              <w:rPr>
+                <w:rFonts w:ascii="宋体" w:hAnsi="宋体" w:eastAsia="宋体" w:cs="宋体"/>
+                <w:kern w:val="0"/>
+                <w:sz w:val="24"/>
+                <w:szCs w:val="24"/>
+                <w:lang w:val="en-US" w:eastAsia="zh-CN" w:bidi="ar"/>
+              </w:rPr>
+              <w:t>http://localhost:8080/api</w:t>
+            </w:r>
+          </w:p>
+        </w:tc>
+        <w:tc>
+          <w:tcPr>
+            <w:tcW w:w="0" w:type="auto"/>
+            <w:tcBorders>
+              <w:top w:val="single" w:color="CCCCCC" w:sz="6" w:space="0"/>
+              <w:left w:val="single" w:color="CCCCCC" w:sz="6" w:space="0"/>
+              <w:bottom w:val="single" w:color="CCCCCC" w:sz="6" w:space="0"/>
+              <w:right w:val="single" w:color="CCCCCC" w:sz="6" w:space="0"/>
+            </w:tcBorders>
+            <w:shd w:val="clear" w:color="auto" w:fill="auto"/>
+            <w:tcMar>
+              <w:top w:w="30" w:type="dxa"/>
+              <w:left w:w="30" w:type="dxa"/>
+              <w:bottom w:w="30" w:type="dxa"/>
+              <w:right w:w="30" w:type="dxa"/>
+            </w:tcMar>
+            <w:vAlign w:val="center"/>
+          </w:tcPr>
+          <w:p>
+            <w:pPr>
+              <w:keepNext w:val="0"/>
+              <w:keepLines w:val="0"/>
+              <w:widowControl/>
+              <w:suppressLineNumbers w:val="0"/>
+              <w:wordWrap w:val="0"/>
+              <w:jc w:val="center"/>
+            </w:pPr>
+            <w:r>
+              <w:rPr>
+                <w:rFonts w:ascii="宋体" w:hAnsi="宋体" w:eastAsia="宋体" w:cs="宋体"/>
+                <w:kern w:val="0"/>
+                <w:sz w:val="24"/>
+                <w:szCs w:val="24"/>
+                <w:lang w:val="en-US" w:eastAsia="zh-CN" w:bidi="ar"/>
+              </w:rPr>
+              <w:t>API基础URL</w:t>
+            </w:r>
+          </w:p>
+        </w:tc>
+      </w:tr>
+      <w:tr>
+        <w:tblPrEx>
+          <w:tblBorders>
+            <w:top w:val="none" w:color="auto" w:sz="0" w:space="0"/>
+            <w:left w:val="none" w:color="auto" w:sz="0" w:space="0"/>
+            <w:bottom w:val="none" w:color="auto" w:sz="0" w:space="0"/>
+            <w:right w:val="none" w:color="auto" w:sz="0" w:space="0"/>
+            <w:insideH w:val="none" w:color="auto" w:sz="0" w:space="0"/>
+            <w:insideV w:val="none" w:color="auto" w:sz="0" w:space="0"/>
+          </w:tblBorders>
+          <w:shd w:val="clear" w:color="auto" w:fill="auto"/>
+          <w:tblCellMar>
+            <w:top w:w="15" w:type="dxa"/>
+            <w:left w:w="15" w:type="dxa"/>
+            <w:bottom w:w="15" w:type="dxa"/>
+            <w:right w:w="15" w:type="dxa"/>
+          </w:tblCellMar>
+        </w:tblPrEx>
+        <w:tc>
+          <w:tcPr>
+            <w:tcW w:w="0" w:type="auto"/>
+            <w:tcBorders>
+              <w:top w:val="single" w:color="CCCCCC" w:sz="6" w:space="0"/>
+              <w:left w:val="single" w:color="CCCCCC" w:sz="6" w:space="0"/>
+              <w:bottom w:val="single" w:color="CCCCCC" w:sz="6" w:space="0"/>
+              <w:right w:val="single" w:color="CCCCCC" w:sz="6" w:space="0"/>
+            </w:tcBorders>
+            <w:shd w:val="clear" w:color="auto" w:fill="auto"/>
+            <w:tcMar>
+              <w:top w:w="30" w:type="dxa"/>
+              <w:left w:w="30" w:type="dxa"/>
+              <w:bottom w:w="30" w:type="dxa"/>
+              <w:right w:w="30" w:type="dxa"/>
+            </w:tcMar>
+            <w:vAlign w:val="center"/>
+          </w:tcPr>
+          <w:p>
+            <w:pPr>
+              <w:keepNext w:val="0"/>
+              <w:keepLines w:val="0"/>
+              <w:widowControl/>
+              <w:suppressLineNumbers w:val="0"/>
+              <w:wordWrap w:val="0"/>
+              <w:jc w:val="center"/>
+            </w:pPr>
+            <w:r>
+              <w:rPr>
+                <w:rFonts w:ascii="宋体" w:hAnsi="宋体" w:eastAsia="宋体" w:cs="宋体"/>
+                <w:kern w:val="0"/>
+                <w:sz w:val="24"/>
+                <w:szCs w:val="24"/>
+                <w:lang w:val="en-US" w:eastAsia="zh-CN" w:bidi="ar"/>
+              </w:rPr>
+              <w:t>token</w:t>
+            </w:r>
+          </w:p>
+        </w:tc>
+        <w:tc>
+          <w:tcPr>
+            <w:tcW w:w="0" w:type="auto"/>
+            <w:tcBorders>
+              <w:top w:val="single" w:color="CCCCCC" w:sz="6" w:space="0"/>
+              <w:left w:val="single" w:color="CCCCCC" w:sz="6" w:space="0"/>
+              <w:bottom w:val="single" w:color="CCCCCC" w:sz="6" w:space="0"/>
+              <w:right w:val="single" w:color="CCCCCC" w:sz="6" w:space="0"/>
+            </w:tcBorders>
+            <w:shd w:val="clear" w:color="auto" w:fill="auto"/>
+            <w:tcMar>
+              <w:top w:w="30" w:type="dxa"/>
+              <w:left w:w="30" w:type="dxa"/>
+              <w:bottom w:w="30" w:type="dxa"/>
+              <w:right w:w="30" w:type="dxa"/>
+            </w:tcMar>
+            <w:vAlign w:val="center"/>
+          </w:tcPr>
+          <w:p>
+            <w:pPr>
+              <w:jc w:val="center"/>
+              <w:rPr>
+                <w:rFonts w:hint="eastAsia" w:ascii="宋体"/>
+                <w:sz w:val="24"/>
+                <w:szCs w:val="24"/>
+              </w:rPr>
+            </w:pPr>
+          </w:p>
+        </w:tc>
+        <w:tc>
+          <w:tcPr>
+            <w:tcW w:w="0" w:type="auto"/>
+            <w:tcBorders>
+              <w:top w:val="single" w:color="CCCCCC" w:sz="6" w:space="0"/>
+              <w:left w:val="single" w:color="CCCCCC" w:sz="6" w:space="0"/>
+              <w:bottom w:val="single" w:color="CCCCCC" w:sz="6" w:space="0"/>
+              <w:right w:val="single" w:color="CCCCCC" w:sz="6" w:space="0"/>
+            </w:tcBorders>
+            <w:shd w:val="clear" w:color="auto" w:fill="auto"/>
+            <w:tcMar>
+              <w:top w:w="30" w:type="dxa"/>
+              <w:left w:w="30" w:type="dxa"/>
+              <w:bottom w:w="30" w:type="dxa"/>
+              <w:right w:w="30" w:type="dxa"/>
+            </w:tcMar>
+            <w:vAlign w:val="center"/>
+          </w:tcPr>
+          <w:p>
+            <w:pPr>
+              <w:keepNext w:val="0"/>
+              <w:keepLines w:val="0"/>
+              <w:widowControl/>
+              <w:suppressLineNumbers w:val="0"/>
+              <w:wordWrap w:val="0"/>
+              <w:jc w:val="center"/>
+            </w:pPr>
+            <w:r>
+              <w:rPr>
+                <w:rFonts w:ascii="宋体" w:hAnsi="宋体" w:eastAsia="宋体" w:cs="宋体"/>
+                <w:kern w:val="0"/>
+                <w:sz w:val="24"/>
+                <w:szCs w:val="24"/>
+                <w:lang w:val="en-US" w:eastAsia="zh-CN" w:bidi="ar"/>
+              </w:rPr>
+              <w:t>JWT认证令牌（登录后自动设置）</w:t>
             </w:r>
           </w:p>
         </w:tc>
@@ -7698,7 +9267,7 @@
               <w:bottom w:val="single" w:color="CCCCCC" w:sz="6" w:space="0"/>
               <w:right w:val="single" w:color="CCCCCC" w:sz="6" w:space="0"/>
             </w:tcBorders>
-            <w:shd w:val="clear"/>
+            <w:shd w:val="clear" w:color="auto" w:fill="auto"/>
             <w:tcMar>
               <w:top w:w="30" w:type="dxa"/>
               <w:left w:w="30" w:type="dxa"/>
@@ -7722,10 +9291,9 @@
                 <w:kern w:val="0"/>
                 <w:sz w:val="24"/>
                 <w:szCs w:val="24"/>
-                <w:bdr w:val="none" w:color="auto" w:sz="0" w:space="0"/>
                 <w:lang w:val="en-US" w:eastAsia="zh-CN" w:bidi="ar"/>
               </w:rPr>
-              <w:t>baseUrl</w:t>
+              <w:t>username</w:t>
             </w:r>
           </w:p>
         </w:tc>
@@ -7738,7 +9306,7 @@
               <w:bottom w:val="single" w:color="CCCCCC" w:sz="6" w:space="0"/>
               <w:right w:val="single" w:color="CCCCCC" w:sz="6" w:space="0"/>
             </w:tcBorders>
-            <w:shd w:val="clear"/>
+            <w:shd w:val="clear" w:color="auto" w:fill="auto"/>
             <w:tcMar>
               <w:top w:w="30" w:type="dxa"/>
               <w:left w:w="30" w:type="dxa"/>
@@ -7762,10 +9330,9 @@
                 <w:kern w:val="0"/>
                 <w:sz w:val="24"/>
                 <w:szCs w:val="24"/>
-                <w:bdr w:val="none" w:color="auto" w:sz="0" w:space="0"/>
                 <w:lang w:val="en-US" w:eastAsia="zh-CN" w:bidi="ar"/>
               </w:rPr>
-              <w:t>http://localhost:8080/api</w:t>
+              <w:t>testuser2024</w:t>
             </w:r>
           </w:p>
         </w:tc>
@@ -7778,7 +9345,7 @@
               <w:bottom w:val="single" w:color="CCCCCC" w:sz="6" w:space="0"/>
               <w:right w:val="single" w:color="CCCCCC" w:sz="6" w:space="0"/>
             </w:tcBorders>
-            <w:shd w:val="clear"/>
+            <w:shd w:val="clear" w:color="auto" w:fill="auto"/>
             <w:tcMar>
               <w:top w:w="30" w:type="dxa"/>
               <w:left w:w="30" w:type="dxa"/>
@@ -7802,10 +9369,9 @@
                 <w:kern w:val="0"/>
                 <w:sz w:val="24"/>
                 <w:szCs w:val="24"/>
-                <w:bdr w:val="none" w:color="auto" w:sz="0" w:space="0"/>
                 <w:lang w:val="en-US" w:eastAsia="zh-CN" w:bidi="ar"/>
               </w:rPr>
-              <w:t>API基础URL</w:t>
+              <w:t>测试用户名</w:t>
             </w:r>
           </w:p>
         </w:tc>
@@ -7820,6 +9386,7 @@
             <w:insideH w:val="none" w:color="auto" w:sz="0" w:space="0"/>
             <w:insideV w:val="none" w:color="auto" w:sz="0" w:space="0"/>
           </w:tblBorders>
+          <w:shd w:val="clear" w:color="auto" w:fill="auto"/>
           <w:tblCellMar>
             <w:top w:w="15" w:type="dxa"/>
             <w:left w:w="15" w:type="dxa"/>
@@ -7836,7 +9403,7 @@
               <w:bottom w:val="single" w:color="CCCCCC" w:sz="6" w:space="0"/>
               <w:right w:val="single" w:color="CCCCCC" w:sz="6" w:space="0"/>
             </w:tcBorders>
-            <w:shd w:val="clear"/>
+            <w:shd w:val="clear" w:color="auto" w:fill="auto"/>
             <w:tcMar>
               <w:top w:w="30" w:type="dxa"/>
               <w:left w:w="30" w:type="dxa"/>
@@ -7860,10 +9427,9 @@
                 <w:kern w:val="0"/>
                 <w:sz w:val="24"/>
                 <w:szCs w:val="24"/>
-                <w:bdr w:val="none" w:color="auto" w:sz="0" w:space="0"/>
                 <w:lang w:val="en-US" w:eastAsia="zh-CN" w:bidi="ar"/>
               </w:rPr>
-              <w:t>token</w:t>
+              <w:t>password</w:t>
             </w:r>
           </w:p>
         </w:tc>
@@ -7876,36 +9442,7 @@
               <w:bottom w:val="single" w:color="CCCCCC" w:sz="6" w:space="0"/>
               <w:right w:val="single" w:color="CCCCCC" w:sz="6" w:space="0"/>
             </w:tcBorders>
-            <w:shd w:val="clear"/>
-            <w:tcMar>
-              <w:top w:w="30" w:type="dxa"/>
-              <w:left w:w="30" w:type="dxa"/>
-              <w:bottom w:w="30" w:type="dxa"/>
-              <w:right w:w="30" w:type="dxa"/>
-            </w:tcMar>
-            <w:vAlign w:val="center"/>
-          </w:tcPr>
-          <w:p>
-            <w:pPr>
-              <w:jc w:val="center"/>
-              <w:rPr>
-                <w:rFonts w:hint="eastAsia" w:ascii="宋体"/>
-                <w:sz w:val="24"/>
-                <w:szCs w:val="24"/>
-              </w:rPr>
-            </w:pPr>
-          </w:p>
-        </w:tc>
-        <w:tc>
-          <w:tcPr>
-            <w:tcW w:w="0" w:type="auto"/>
-            <w:tcBorders>
-              <w:top w:val="single" w:color="CCCCCC" w:sz="6" w:space="0"/>
-              <w:left w:val="single" w:color="CCCCCC" w:sz="6" w:space="0"/>
-              <w:bottom w:val="single" w:color="CCCCCC" w:sz="6" w:space="0"/>
-              <w:right w:val="single" w:color="CCCCCC" w:sz="6" w:space="0"/>
-            </w:tcBorders>
-            <w:shd w:val="clear"/>
+            <w:shd w:val="clear" w:color="auto" w:fill="auto"/>
             <w:tcMar>
               <w:top w:w="30" w:type="dxa"/>
               <w:left w:w="30" w:type="dxa"/>
@@ -7929,32 +9466,12 @@
                 <w:kern w:val="0"/>
                 <w:sz w:val="24"/>
                 <w:szCs w:val="24"/>
-                <w:bdr w:val="none" w:color="auto" w:sz="0" w:space="0"/>
                 <w:lang w:val="en-US" w:eastAsia="zh-CN" w:bidi="ar"/>
               </w:rPr>
-              <w:t>JWT认证令牌（登录后自动设置）</w:t>
+              <w:t>test123</w:t>
             </w:r>
           </w:p>
         </w:tc>
-      </w:tr>
-      <w:tr>
-        <w:tblPrEx>
-          <w:tblBorders>
-            <w:top w:val="none" w:color="auto" w:sz="0" w:space="0"/>
-            <w:left w:val="none" w:color="auto" w:sz="0" w:space="0"/>
-            <w:bottom w:val="none" w:color="auto" w:sz="0" w:space="0"/>
-            <w:right w:val="none" w:color="auto" w:sz="0" w:space="0"/>
-            <w:insideH w:val="none" w:color="auto" w:sz="0" w:space="0"/>
-            <w:insideV w:val="none" w:color="auto" w:sz="0" w:space="0"/>
-          </w:tblBorders>
-          <w:shd w:val="clear"/>
-          <w:tblCellMar>
-            <w:top w:w="15" w:type="dxa"/>
-            <w:left w:w="15" w:type="dxa"/>
-            <w:bottom w:w="15" w:type="dxa"/>
-            <w:right w:w="15" w:type="dxa"/>
-          </w:tblCellMar>
-        </w:tblPrEx>
         <w:tc>
           <w:tcPr>
             <w:tcW w:w="0" w:type="auto"/>
@@ -7964,7 +9481,7 @@
               <w:bottom w:val="single" w:color="CCCCCC" w:sz="6" w:space="0"/>
               <w:right w:val="single" w:color="CCCCCC" w:sz="6" w:space="0"/>
             </w:tcBorders>
-            <w:shd w:val="clear"/>
+            <w:shd w:val="clear" w:color="auto" w:fill="auto"/>
             <w:tcMar>
               <w:top w:w="30" w:type="dxa"/>
               <w:left w:w="30" w:type="dxa"/>
@@ -7988,13 +9505,31 @@
                 <w:kern w:val="0"/>
                 <w:sz w:val="24"/>
                 <w:szCs w:val="24"/>
-                <w:bdr w:val="none" w:color="auto" w:sz="0" w:space="0"/>
                 <w:lang w:val="en-US" w:eastAsia="zh-CN" w:bidi="ar"/>
               </w:rPr>
-              <w:t>username</w:t>
+              <w:t>测试用户密码</w:t>
             </w:r>
           </w:p>
         </w:tc>
+      </w:tr>
+      <w:tr>
+        <w:tblPrEx>
+          <w:tblBorders>
+            <w:top w:val="none" w:color="auto" w:sz="0" w:space="0"/>
+            <w:left w:val="none" w:color="auto" w:sz="0" w:space="0"/>
+            <w:bottom w:val="none" w:color="auto" w:sz="0" w:space="0"/>
+            <w:right w:val="none" w:color="auto" w:sz="0" w:space="0"/>
+            <w:insideH w:val="none" w:color="auto" w:sz="0" w:space="0"/>
+            <w:insideV w:val="none" w:color="auto" w:sz="0" w:space="0"/>
+          </w:tblBorders>
+          <w:shd w:val="clear" w:color="auto" w:fill="auto"/>
+          <w:tblCellMar>
+            <w:top w:w="15" w:type="dxa"/>
+            <w:left w:w="15" w:type="dxa"/>
+            <w:bottom w:w="15" w:type="dxa"/>
+            <w:right w:w="15" w:type="dxa"/>
+          </w:tblCellMar>
+        </w:tblPrEx>
         <w:tc>
           <w:tcPr>
             <w:tcW w:w="0" w:type="auto"/>
@@ -8004,7 +9539,7 @@
               <w:bottom w:val="single" w:color="CCCCCC" w:sz="6" w:space="0"/>
               <w:right w:val="single" w:color="CCCCCC" w:sz="6" w:space="0"/>
             </w:tcBorders>
-            <w:shd w:val="clear"/>
+            <w:shd w:val="clear" w:color="auto" w:fill="auto"/>
             <w:tcMar>
               <w:top w:w="30" w:type="dxa"/>
               <w:left w:w="30" w:type="dxa"/>
@@ -8028,10 +9563,9 @@
                 <w:kern w:val="0"/>
                 <w:sz w:val="24"/>
                 <w:szCs w:val="24"/>
-                <w:bdr w:val="none" w:color="auto" w:sz="0" w:space="0"/>
                 <w:lang w:val="en-US" w:eastAsia="zh-CN" w:bidi="ar"/>
               </w:rPr>
-              <w:t>testuser2024</w:t>
+              <w:t>email</w:t>
             </w:r>
           </w:p>
         </w:tc>
@@ -8044,7 +9578,7 @@
               <w:bottom w:val="single" w:color="CCCCCC" w:sz="6" w:space="0"/>
               <w:right w:val="single" w:color="CCCCCC" w:sz="6" w:space="0"/>
             </w:tcBorders>
-            <w:shd w:val="clear"/>
+            <w:shd w:val="clear" w:color="auto" w:fill="auto"/>
             <w:tcMar>
               <w:top w:w="30" w:type="dxa"/>
               <w:left w:w="30" w:type="dxa"/>
@@ -8068,32 +9602,12 @@
                 <w:kern w:val="0"/>
                 <w:sz w:val="24"/>
                 <w:szCs w:val="24"/>
-                <w:bdr w:val="none" w:color="auto" w:sz="0" w:space="0"/>
                 <w:lang w:val="en-US" w:eastAsia="zh-CN" w:bidi="ar"/>
               </w:rPr>
-              <w:t>测试用户名</w:t>
+              <w:t>testuser2024@example.com</w:t>
             </w:r>
           </w:p>
         </w:tc>
-      </w:tr>
-      <w:tr>
-        <w:tblPrEx>
-          <w:tblBorders>
-            <w:top w:val="none" w:color="auto" w:sz="0" w:space="0"/>
-            <w:left w:val="none" w:color="auto" w:sz="0" w:space="0"/>
-            <w:bottom w:val="none" w:color="auto" w:sz="0" w:space="0"/>
-            <w:right w:val="none" w:color="auto" w:sz="0" w:space="0"/>
-            <w:insideH w:val="none" w:color="auto" w:sz="0" w:space="0"/>
-            <w:insideV w:val="none" w:color="auto" w:sz="0" w:space="0"/>
-          </w:tblBorders>
-          <w:shd w:val="clear"/>
-          <w:tblCellMar>
-            <w:top w:w="15" w:type="dxa"/>
-            <w:left w:w="15" w:type="dxa"/>
-            <w:bottom w:w="15" w:type="dxa"/>
-            <w:right w:w="15" w:type="dxa"/>
-          </w:tblCellMar>
-        </w:tblPrEx>
         <w:tc>
           <w:tcPr>
             <w:tcW w:w="0" w:type="auto"/>
@@ -8103,7 +9617,7 @@
               <w:bottom w:val="single" w:color="CCCCCC" w:sz="6" w:space="0"/>
               <w:right w:val="single" w:color="CCCCCC" w:sz="6" w:space="0"/>
             </w:tcBorders>
-            <w:shd w:val="clear"/>
+            <w:shd w:val="clear" w:color="auto" w:fill="auto"/>
             <w:tcMar>
               <w:top w:w="30" w:type="dxa"/>
               <w:left w:w="30" w:type="dxa"/>
@@ -8127,225 +9641,6 @@
                 <w:kern w:val="0"/>
                 <w:sz w:val="24"/>
                 <w:szCs w:val="24"/>
-                <w:bdr w:val="none" w:color="auto" w:sz="0" w:space="0"/>
-                <w:lang w:val="en-US" w:eastAsia="zh-CN" w:bidi="ar"/>
-              </w:rPr>
-              <w:t>password</w:t>
-            </w:r>
-          </w:p>
-        </w:tc>
-        <w:tc>
-          <w:tcPr>
-            <w:tcW w:w="0" w:type="auto"/>
-            <w:tcBorders>
-              <w:top w:val="single" w:color="CCCCCC" w:sz="6" w:space="0"/>
-              <w:left w:val="single" w:color="CCCCCC" w:sz="6" w:space="0"/>
-              <w:bottom w:val="single" w:color="CCCCCC" w:sz="6" w:space="0"/>
-              <w:right w:val="single" w:color="CCCCCC" w:sz="6" w:space="0"/>
-            </w:tcBorders>
-            <w:shd w:val="clear"/>
-            <w:tcMar>
-              <w:top w:w="30" w:type="dxa"/>
-              <w:left w:w="30" w:type="dxa"/>
-              <w:bottom w:w="30" w:type="dxa"/>
-              <w:right w:w="30" w:type="dxa"/>
-            </w:tcMar>
-            <w:vAlign w:val="center"/>
-          </w:tcPr>
-          <w:p>
-            <w:pPr>
-              <w:keepNext w:val="0"/>
-              <w:keepLines w:val="0"/>
-              <w:widowControl/>
-              <w:suppressLineNumbers w:val="0"/>
-              <w:wordWrap w:val="0"/>
-              <w:jc w:val="center"/>
-            </w:pPr>
-            <w:r>
-              <w:rPr>
-                <w:rFonts w:ascii="宋体" w:hAnsi="宋体" w:eastAsia="宋体" w:cs="宋体"/>
-                <w:kern w:val="0"/>
-                <w:sz w:val="24"/>
-                <w:szCs w:val="24"/>
-                <w:bdr w:val="none" w:color="auto" w:sz="0" w:space="0"/>
-                <w:lang w:val="en-US" w:eastAsia="zh-CN" w:bidi="ar"/>
-              </w:rPr>
-              <w:t>test123</w:t>
-            </w:r>
-          </w:p>
-        </w:tc>
-        <w:tc>
-          <w:tcPr>
-            <w:tcW w:w="0" w:type="auto"/>
-            <w:tcBorders>
-              <w:top w:val="single" w:color="CCCCCC" w:sz="6" w:space="0"/>
-              <w:left w:val="single" w:color="CCCCCC" w:sz="6" w:space="0"/>
-              <w:bottom w:val="single" w:color="CCCCCC" w:sz="6" w:space="0"/>
-              <w:right w:val="single" w:color="CCCCCC" w:sz="6" w:space="0"/>
-            </w:tcBorders>
-            <w:shd w:val="clear"/>
-            <w:tcMar>
-              <w:top w:w="30" w:type="dxa"/>
-              <w:left w:w="30" w:type="dxa"/>
-              <w:bottom w:w="30" w:type="dxa"/>
-              <w:right w:w="30" w:type="dxa"/>
-            </w:tcMar>
-            <w:vAlign w:val="center"/>
-          </w:tcPr>
-          <w:p>
-            <w:pPr>
-              <w:keepNext w:val="0"/>
-              <w:keepLines w:val="0"/>
-              <w:widowControl/>
-              <w:suppressLineNumbers w:val="0"/>
-              <w:wordWrap w:val="0"/>
-              <w:jc w:val="center"/>
-            </w:pPr>
-            <w:r>
-              <w:rPr>
-                <w:rFonts w:ascii="宋体" w:hAnsi="宋体" w:eastAsia="宋体" w:cs="宋体"/>
-                <w:kern w:val="0"/>
-                <w:sz w:val="24"/>
-                <w:szCs w:val="24"/>
-                <w:bdr w:val="none" w:color="auto" w:sz="0" w:space="0"/>
-                <w:lang w:val="en-US" w:eastAsia="zh-CN" w:bidi="ar"/>
-              </w:rPr>
-              <w:t>测试用户密码</w:t>
-            </w:r>
-          </w:p>
-        </w:tc>
-      </w:tr>
-      <w:tr>
-        <w:tblPrEx>
-          <w:tblBorders>
-            <w:top w:val="none" w:color="auto" w:sz="0" w:space="0"/>
-            <w:left w:val="none" w:color="auto" w:sz="0" w:space="0"/>
-            <w:bottom w:val="none" w:color="auto" w:sz="0" w:space="0"/>
-            <w:right w:val="none" w:color="auto" w:sz="0" w:space="0"/>
-            <w:insideH w:val="none" w:color="auto" w:sz="0" w:space="0"/>
-            <w:insideV w:val="none" w:color="auto" w:sz="0" w:space="0"/>
-          </w:tblBorders>
-          <w:tblCellMar>
-            <w:top w:w="15" w:type="dxa"/>
-            <w:left w:w="15" w:type="dxa"/>
-            <w:bottom w:w="15" w:type="dxa"/>
-            <w:right w:w="15" w:type="dxa"/>
-          </w:tblCellMar>
-        </w:tblPrEx>
-        <w:tc>
-          <w:tcPr>
-            <w:tcW w:w="0" w:type="auto"/>
-            <w:tcBorders>
-              <w:top w:val="single" w:color="CCCCCC" w:sz="6" w:space="0"/>
-              <w:left w:val="single" w:color="CCCCCC" w:sz="6" w:space="0"/>
-              <w:bottom w:val="single" w:color="CCCCCC" w:sz="6" w:space="0"/>
-              <w:right w:val="single" w:color="CCCCCC" w:sz="6" w:space="0"/>
-            </w:tcBorders>
-            <w:shd w:val="clear"/>
-            <w:tcMar>
-              <w:top w:w="30" w:type="dxa"/>
-              <w:left w:w="30" w:type="dxa"/>
-              <w:bottom w:w="30" w:type="dxa"/>
-              <w:right w:w="30" w:type="dxa"/>
-            </w:tcMar>
-            <w:vAlign w:val="center"/>
-          </w:tcPr>
-          <w:p>
-            <w:pPr>
-              <w:keepNext w:val="0"/>
-              <w:keepLines w:val="0"/>
-              <w:widowControl/>
-              <w:suppressLineNumbers w:val="0"/>
-              <w:wordWrap w:val="0"/>
-              <w:jc w:val="center"/>
-            </w:pPr>
-            <w:r>
-              <w:rPr>
-                <w:rFonts w:ascii="宋体" w:hAnsi="宋体" w:eastAsia="宋体" w:cs="宋体"/>
-                <w:kern w:val="0"/>
-                <w:sz w:val="24"/>
-                <w:szCs w:val="24"/>
-                <w:bdr w:val="none" w:color="auto" w:sz="0" w:space="0"/>
-                <w:lang w:val="en-US" w:eastAsia="zh-CN" w:bidi="ar"/>
-              </w:rPr>
-              <w:t>email</w:t>
-            </w:r>
-          </w:p>
-        </w:tc>
-        <w:tc>
-          <w:tcPr>
-            <w:tcW w:w="0" w:type="auto"/>
-            <w:tcBorders>
-              <w:top w:val="single" w:color="CCCCCC" w:sz="6" w:space="0"/>
-              <w:left w:val="single" w:color="CCCCCC" w:sz="6" w:space="0"/>
-              <w:bottom w:val="single" w:color="CCCCCC" w:sz="6" w:space="0"/>
-              <w:right w:val="single" w:color="CCCCCC" w:sz="6" w:space="0"/>
-            </w:tcBorders>
-            <w:shd w:val="clear"/>
-            <w:tcMar>
-              <w:top w:w="30" w:type="dxa"/>
-              <w:left w:w="30" w:type="dxa"/>
-              <w:bottom w:w="30" w:type="dxa"/>
-              <w:right w:w="30" w:type="dxa"/>
-            </w:tcMar>
-            <w:vAlign w:val="center"/>
-          </w:tcPr>
-          <w:p>
-            <w:pPr>
-              <w:keepNext w:val="0"/>
-              <w:keepLines w:val="0"/>
-              <w:widowControl/>
-              <w:suppressLineNumbers w:val="0"/>
-              <w:wordWrap w:val="0"/>
-              <w:jc w:val="center"/>
-            </w:pPr>
-            <w:r>
-              <w:rPr>
-                <w:rFonts w:ascii="宋体" w:hAnsi="宋体" w:eastAsia="宋体" w:cs="宋体"/>
-                <w:kern w:val="0"/>
-                <w:sz w:val="24"/>
-                <w:szCs w:val="24"/>
-                <w:bdr w:val="none" w:color="auto" w:sz="0" w:space="0"/>
-                <w:lang w:val="en-US" w:eastAsia="zh-CN" w:bidi="ar"/>
-              </w:rPr>
-              <w:t>testuser2024@example.com</w:t>
-            </w:r>
-          </w:p>
-        </w:tc>
-        <w:tc>
-          <w:tcPr>
-            <w:tcW w:w="0" w:type="auto"/>
-            <w:tcBorders>
-              <w:top w:val="single" w:color="CCCCCC" w:sz="6" w:space="0"/>
-              <w:left w:val="single" w:color="CCCCCC" w:sz="6" w:space="0"/>
-              <w:bottom w:val="single" w:color="CCCCCC" w:sz="6" w:space="0"/>
-              <w:right w:val="single" w:color="CCCCCC" w:sz="6" w:space="0"/>
-            </w:tcBorders>
-            <w:shd w:val="clear"/>
-            <w:tcMar>
-              <w:top w:w="30" w:type="dxa"/>
-              <w:left w:w="30" w:type="dxa"/>
-              <w:bottom w:w="30" w:type="dxa"/>
-              <w:right w:w="30" w:type="dxa"/>
-            </w:tcMar>
-            <w:vAlign w:val="center"/>
-          </w:tcPr>
-          <w:p>
-            <w:pPr>
-              <w:keepNext w:val="0"/>
-              <w:keepLines w:val="0"/>
-              <w:widowControl/>
-              <w:suppressLineNumbers w:val="0"/>
-              <w:wordWrap w:val="0"/>
-              <w:jc w:val="center"/>
-            </w:pPr>
-            <w:r>
-              <w:rPr>
-                <w:rFonts w:ascii="宋体" w:hAnsi="宋体" w:eastAsia="宋体" w:cs="宋体"/>
-                <w:kern w:val="0"/>
-                <w:sz w:val="24"/>
-                <w:szCs w:val="24"/>
-                <w:bdr w:val="none" w:color="auto" w:sz="0" w:space="0"/>
                 <w:lang w:val="en-US" w:eastAsia="zh-CN" w:bidi="ar"/>
               </w:rPr>
               <w:t>测试邮箱</w:t>
@@ -19596,14 +20891,14 @@
     <w:lsdException w:unhideWhenUsed="0" w:uiPriority="0" w:semiHidden="0" w:name="Document Map"/>
     <w:lsdException w:unhideWhenUsed="0" w:uiPriority="0" w:semiHidden="0" w:name="Plain Text"/>
     <w:lsdException w:unhideWhenUsed="0" w:uiPriority="0" w:semiHidden="0" w:name="E-mail Signature"/>
-    <w:lsdException w:unhideWhenUsed="0" w:uiPriority="0" w:semiHidden="0" w:name="Normal (Web)"/>
+    <w:lsdException w:qFormat="1" w:unhideWhenUsed="0" w:uiPriority="0" w:semiHidden="0" w:name="Normal (Web)"/>
     <w:lsdException w:unhideWhenUsed="0" w:uiPriority="0" w:semiHidden="0" w:name="HTML Acronym"/>
     <w:lsdException w:unhideWhenUsed="0" w:uiPriority="0" w:semiHidden="0" w:name="HTML Address"/>
     <w:lsdException w:unhideWhenUsed="0" w:uiPriority="0" w:semiHidden="0" w:name="HTML Cite"/>
-    <w:lsdException w:unhideWhenUsed="0" w:uiPriority="0" w:semiHidden="0" w:name="HTML Code"/>
+    <w:lsdException w:qFormat="1" w:unhideWhenUsed="0" w:uiPriority="0" w:semiHidden="0" w:name="HTML Code"/>
     <w:lsdException w:unhideWhenUsed="0" w:uiPriority="0" w:semiHidden="0" w:name="HTML Definition"/>
     <w:lsdException w:unhideWhenUsed="0" w:uiPriority="0" w:semiHidden="0" w:name="HTML Keyboard"/>
-    <w:lsdException w:unhideWhenUsed="0" w:uiPriority="0" w:semiHidden="0" w:name="HTML Preformatted"/>
+    <w:lsdException w:qFormat="1" w:unhideWhenUsed="0" w:uiPriority="0" w:semiHidden="0" w:name="HTML Preformatted"/>
     <w:lsdException w:unhideWhenUsed="0" w:uiPriority="0" w:semiHidden="0" w:name="HTML Sample"/>
     <w:lsdException w:unhideWhenUsed="0" w:uiPriority="0" w:semiHidden="0" w:name="HTML Typewriter"/>
     <w:lsdException w:unhideWhenUsed="0" w:uiPriority="0" w:semiHidden="0" w:name="HTML Variable"/>
@@ -19762,6 +21057,7 @@
       <w:jc w:val="both"/>
     </w:pPr>
     <w:rPr>
+      <w:rFonts w:ascii="Times New Roman" w:hAnsi="Times New Roman" w:eastAsia="宋体" w:cs="Times New Roman"/>
       <w:sz w:val="21"/>
       <w:szCs w:val="22"/>
     </w:rPr>
@@ -19873,6 +21169,7 @@
   <w:style w:type="paragraph" w:styleId="6">
     <w:name w:val="HTML Preformatted"/>
     <w:basedOn w:val="1"/>
+    <w:qFormat/>
     <w:uiPriority w:val="0"/>
     <w:pPr>
       <w:tabs>
@@ -19906,6 +21203,7 @@
   <w:style w:type="paragraph" w:styleId="7">
     <w:name w:val="Normal (Web)"/>
     <w:basedOn w:val="1"/>
+    <w:qFormat/>
     <w:uiPriority w:val="0"/>
     <w:pPr>
       <w:spacing w:before="0" w:beforeAutospacing="1" w:after="0" w:afterAutospacing="1"/>
@@ -19930,6 +21228,7 @@
   <w:style w:type="character" w:styleId="11">
     <w:name w:val="HTML Code"/>
     <w:basedOn w:val="9"/>
+    <w:qFormat/>
     <w:uiPriority w:val="0"/>
     <w:rPr>
       <w:rFonts w:ascii="Courier New" w:hAnsi="Courier New"/>
